--- a/japanese_docs/output/docs/hiragana_series/hira_10_w_n.docx
+++ b/japanese_docs/output/docs/hiragana_series/hira_10_w_n.docx
@@ -243,7 +243,7 @@
     <w:p>
       <w:pPr>
         <w:pStyle w:val="ListBullet"/>
-        <w:spacing w:before="0" w:after="20"/>
+        <w:spacing w:before="0" w:after="0"/>
         <w:ind w:left="340"/>
       </w:pPr>
       <w:r>
@@ -252,7 +252,7 @@
           <w:b w:val="0"/>
           <w:i w:val="0"/>
           <w:color w:val="1A1A2E"/>
-          <w:sz w:val="20"/>
+          <w:sz w:val="18"/>
         </w:rPr>
         <w:t>This worksheet focuses on the set: わ を ん.</w:t>
       </w:r>
@@ -260,7 +260,7 @@
     <w:p>
       <w:pPr>
         <w:pStyle w:val="ListBullet"/>
-        <w:spacing w:before="0" w:after="20"/>
+        <w:spacing w:before="0" w:after="0"/>
         <w:ind w:left="340"/>
       </w:pPr>
       <w:r>
@@ -269,15 +269,15 @@
           <w:b w:val="0"/>
           <w:i w:val="0"/>
           <w:color w:val="1A1A2E"/>
-          <w:sz w:val="20"/>
+          <w:sz w:val="18"/>
         </w:rPr>
-        <w:t>Each hiragana letter stands for one sound chunk or beat. Read one kana smoothly instead of spelling it out like separate English letters.</w:t>
+        <w:t>Each hiragana letter stands for one sound chunk or beat.</w:t>
       </w:r>
     </w:p>
     <w:p>
       <w:pPr>
         <w:pStyle w:val="ListBullet"/>
-        <w:spacing w:before="0" w:after="20"/>
+        <w:spacing w:before="0" w:after="0"/>
         <w:ind w:left="340"/>
       </w:pPr>
       <w:r>
@@ -286,7 +286,7 @@
           <w:b w:val="0"/>
           <w:i w:val="0"/>
           <w:color w:val="1A1A2E"/>
-          <w:sz w:val="20"/>
+          <w:sz w:val="18"/>
         </w:rPr>
         <w:t>This worksheet introduces the last basic kana in the beginner chart.</w:t>
       </w:r>
@@ -294,7 +294,7 @@
     <w:p>
       <w:pPr>
         <w:pStyle w:val="ListBullet"/>
-        <w:spacing w:before="0" w:after="20"/>
+        <w:spacing w:before="0" w:after="0"/>
         <w:ind w:left="340"/>
       </w:pPr>
       <w:r>
@@ -303,15 +303,15 @@
           <w:b w:val="0"/>
           <w:i w:val="0"/>
           <w:color w:val="1A1A2E"/>
-          <w:sz w:val="20"/>
+          <w:sz w:val="18"/>
         </w:rPr>
-        <w:t>This is a short row, so it does not use all five vowel spots. Memorize the order as: wa, o, n.</w:t>
+        <w:t>This is a short row, so it does not use all five vowel spots. Memorize the order as: wa, o, n. This set has two special basics: を is usually read as o, and ん is its own sound by itself.</w:t>
       </w:r>
     </w:p>
     <w:p>
       <w:pPr>
         <w:pStyle w:val="ListBullet"/>
-        <w:spacing w:before="0" w:after="20"/>
+        <w:spacing w:before="0" w:after="0"/>
         <w:ind w:left="340"/>
       </w:pPr>
       <w:r>
@@ -320,31 +320,14 @@
           <w:b w:val="0"/>
           <w:i w:val="0"/>
           <w:color w:val="1A1A2E"/>
-          <w:sz w:val="20"/>
-        </w:rPr>
-        <w:t>This set has two special basics: を is usually read as o, and ん is its own sound by itself.</w:t>
-      </w:r>
-    </w:p>
-    <w:p>
-      <w:pPr>
-        <w:pStyle w:val="ListBullet"/>
-        <w:spacing w:before="0" w:after="20"/>
-        <w:ind w:left="340"/>
-      </w:pPr>
-      <w:r>
-        <w:rPr>
-          <w:rFonts w:ascii="Calibri" w:hAnsi="Calibri"/>
-          <w:b w:val="0"/>
-          <w:i w:val="0"/>
-          <w:color w:val="1A1A2E"/>
-          <w:sz w:val="20"/>
+          <w:sz w:val="18"/>
         </w:rPr>
         <w:t>You will do two activities: write the reading from memory, then use row-pattern practice to check if you really know the set.</w:t>
       </w:r>
     </w:p>
     <w:p>
       <w:pPr>
-        <w:spacing w:after="20"/>
+        <w:spacing w:after="0"/>
       </w:pPr>
     </w:p>
     <w:p>
@@ -366,7 +349,7 @@
     </w:p>
     <w:p>
       <w:pPr>
-        <w:spacing w:before="20" w:after="40"/>
+        <w:spacing w:before="0" w:after="20"/>
       </w:pPr>
       <w:r>
         <w:rPr>
@@ -426,20 +409,19 @@
         <w:tblLook w:firstColumn="1" w:firstRow="1" w:lastColumn="0" w:lastRow="0" w:noHBand="0" w:noVBand="1" w:val="04A0"/>
       </w:tblPr>
       <w:tblGrid>
-        <w:gridCol w:w="3888"/>
-        <w:gridCol w:w="3888"/>
-        <w:gridCol w:w="3888"/>
+        <w:gridCol w:w="5832"/>
+        <w:gridCol w:w="5832"/>
       </w:tblGrid>
       <w:tr>
         <w:tc>
           <w:tcPr>
-            <w:tcW w:type="dxa" w:w="3888"/>
+            <w:tcW w:type="dxa" w:w="5832"/>
             <w:shd w:val="clear" w:color="auto" w:fill="F0F6FA"/>
             <w:vAlign w:val="top"/>
           </w:tcPr>
           <w:p>
             <w:pPr>
-              <w:spacing w:before="40" w:after="20"/>
+              <w:spacing w:before="20" w:after="0"/>
             </w:pPr>
             <w:r>
               <w:rPr>
@@ -447,7 +429,7 @@
                 <w:b/>
                 <w:i w:val="0"/>
                 <w:color w:val="007A87"/>
-                <w:sz w:val="18"/>
+                <w:sz w:val="16"/>
               </w:rPr>
               <w:t>Example</w:t>
             </w:r>
@@ -462,14 +444,14 @@
                 <w:b/>
                 <w:i w:val="0"/>
                 <w:color w:val="1A3A5C"/>
-                <w:sz w:val="22"/>
+                <w:sz w:val="20"/>
               </w:rPr>
               <w:t>さ  -&gt;  sa</w:t>
             </w:r>
           </w:p>
           <w:p>
             <w:pPr>
-              <w:spacing w:before="0" w:after="40"/>
+              <w:spacing w:before="0" w:after="20"/>
             </w:pPr>
             <w:r>
               <w:rPr>
@@ -477,7 +459,7 @@
                 <w:b w:val="0"/>
                 <w:i w:val="0"/>
                 <w:color w:val="1A1A2E"/>
-                <w:sz w:val="18"/>
+                <w:sz w:val="16"/>
               </w:rPr>
               <w:t>Answer: Example from a different row.</w:t>
             </w:r>
@@ -485,13 +467,13 @@
         </w:tc>
         <w:tc>
           <w:tcPr>
-            <w:tcW w:type="dxa" w:w="3888"/>
+            <w:tcW w:type="dxa" w:w="5832"/>
             <w:shd w:val="clear" w:color="auto" w:fill="F0F6FA"/>
             <w:vAlign w:val="top"/>
           </w:tcPr>
           <w:p>
             <w:pPr>
-              <w:spacing w:before="40" w:after="20"/>
+              <w:spacing w:before="20" w:after="0"/>
             </w:pPr>
             <w:r>
               <w:rPr>
@@ -499,7 +481,7 @@
                 <w:b/>
                 <w:i w:val="0"/>
                 <w:color w:val="007A87"/>
-                <w:sz w:val="18"/>
+                <w:sz w:val="16"/>
               </w:rPr>
               <w:t>Example</w:t>
             </w:r>
@@ -514,14 +496,14 @@
                 <w:b/>
                 <w:i w:val="0"/>
                 <w:color w:val="1A3A5C"/>
-                <w:sz w:val="22"/>
+                <w:sz w:val="20"/>
               </w:rPr>
-              <w:t>さし</w:t>
+              <w:t>さ  __  す  __  そ</w:t>
             </w:r>
           </w:p>
           <w:p>
             <w:pPr>
-              <w:spacing w:before="0" w:after="40"/>
+              <w:spacing w:before="0" w:after="20"/>
             </w:pPr>
             <w:r>
               <w:rPr>
@@ -529,59 +511,7 @@
                 <w:b w:val="0"/>
                 <w:i w:val="0"/>
                 <w:color w:val="1A1A2E"/>
-                <w:sz w:val="18"/>
-              </w:rPr>
-              <w:t>Answer: sa-shi</w:t>
-            </w:r>
-          </w:p>
-        </w:tc>
-        <w:tc>
-          <w:tcPr>
-            <w:tcW w:type="dxa" w:w="3888"/>
-            <w:shd w:val="clear" w:color="auto" w:fill="F0F6FA"/>
-            <w:vAlign w:val="top"/>
-          </w:tcPr>
-          <w:p>
-            <w:pPr>
-              <w:spacing w:before="40" w:after="20"/>
-            </w:pPr>
-            <w:r>
-              <w:rPr>
-                <w:rFonts w:ascii="Calibri" w:hAnsi="Calibri"/>
-                <w:b/>
-                <w:i w:val="0"/>
-                <w:color w:val="007A87"/>
-                <w:sz w:val="18"/>
-              </w:rPr>
-              <w:t>Example</w:t>
-            </w:r>
-          </w:p>
-          <w:p>
-            <w:pPr>
-              <w:spacing w:before="0" w:after="0"/>
-            </w:pPr>
-            <w:r>
-              <w:rPr>
-                <w:rFonts w:ascii="Calibri" w:hAnsi="Calibri"/>
-                <w:b/>
-                <w:i w:val="0"/>
-                <w:color w:val="1A3A5C"/>
-                <w:sz w:val="22"/>
-              </w:rPr>
-              <w:t>さ  __  す  __  そ</w:t>
-            </w:r>
-          </w:p>
-          <w:p>
-            <w:pPr>
-              <w:spacing w:before="0" w:after="40"/>
-            </w:pPr>
-            <w:r>
-              <w:rPr>
-                <w:rFonts w:ascii="Calibri" w:hAnsi="Calibri"/>
-                <w:b w:val="0"/>
-                <w:i w:val="0"/>
-                <w:color w:val="1A1A2E"/>
-                <w:sz w:val="18"/>
+                <w:sz w:val="16"/>
               </w:rPr>
               <w:t>Answer: し, せ</w:t>
             </w:r>
@@ -591,7 +521,7 @@
     </w:tbl>
     <w:p>
       <w:pPr>
-        <w:spacing w:after="20"/>
+        <w:spacing w:after="0"/>
       </w:pPr>
     </w:p>
     <w:p>
@@ -613,7 +543,7 @@
     </w:p>
     <w:p>
       <w:pPr>
-        <w:spacing w:before="20" w:after="40"/>
+        <w:spacing w:before="0" w:after="20"/>
       </w:pPr>
       <w:r>
         <w:rPr>
@@ -631,7 +561,7 @@
           <w:b/>
           <w:i w:val="0"/>
           <w:color w:val="007A87"/>
-          <w:sz w:val="20"/>
+          <w:sz w:val="18"/>
         </w:rPr>
         <w:t>write its reading in romaji</w:t>
       </w:r>
@@ -641,19 +571,9 @@
           <w:b w:val="0"/>
           <w:i w:val="0"/>
           <w:color w:val="1A1A2E"/>
-          <w:sz w:val="20"/>
+          <w:sz w:val="18"/>
         </w:rPr>
-        <w:t xml:space="preserve">. Write the sound from memory. </w:t>
-      </w:r>
-      <w:r>
-        <w:rPr>
-          <w:rFonts w:ascii="Calibri" w:hAnsi="Calibri"/>
-          <w:b/>
-          <w:i w:val="0"/>
-          <w:color w:val="E6A817"/>
-          <w:sz w:val="20"/>
-        </w:rPr>
-        <w:t xml:space="preserve">Example from another row: </w:t>
+        <w:t xml:space="preserve">. Example from another row: </w:t>
       </w:r>
       <w:r>
         <w:rPr>
@@ -661,29 +581,9 @@
           <w:b w:val="0"/>
           <w:i/>
           <w:color w:val="6B7B8D"/>
-          <w:sz w:val="20"/>
+          <w:sz w:val="18"/>
         </w:rPr>
-        <w:t xml:space="preserve">さ = sa. </w:t>
-      </w:r>
-      <w:r>
-        <w:rPr>
-          <w:rFonts w:ascii="Calibri" w:hAnsi="Calibri"/>
-          <w:b/>
-          <w:i w:val="0"/>
-          <w:color w:val="1A3A5C"/>
-          <w:sz w:val="20"/>
-        </w:rPr>
-        <w:t>Do not use the examples as answers</w:t>
-      </w:r>
-      <w:r>
-        <w:rPr>
-          <w:rFonts w:ascii="Calibri" w:hAnsi="Calibri"/>
-          <w:b w:val="0"/>
-          <w:i w:val="0"/>
-          <w:color w:val="1A1A2E"/>
-          <w:sz w:val="20"/>
-        </w:rPr>
-        <w:t xml:space="preserve"> because they only show how the activity works.</w:t>
+        <w:t>さ = sa.</w:t>
       </w:r>
     </w:p>
     <w:tbl>
@@ -706,7 +606,7 @@
           </w:tcPr>
           <w:p>
             <w:pPr>
-              <w:spacing w:before="40" w:after="40"/>
+              <w:spacing w:before="20" w:after="20"/>
               <w:jc w:val="center"/>
             </w:pPr>
             <w:r>
@@ -715,7 +615,7 @@
                 <w:b/>
                 <w:i w:val="0"/>
                 <w:color w:val="FFFFFF"/>
-                <w:sz w:val="20"/>
+                <w:sz w:val="18"/>
               </w:rPr>
               <w:t>#</w:t>
             </w:r>
@@ -729,7 +629,7 @@
           </w:tcPr>
           <w:p>
             <w:pPr>
-              <w:spacing w:before="40" w:after="40"/>
+              <w:spacing w:before="20" w:after="20"/>
               <w:jc w:val="center"/>
             </w:pPr>
             <w:r>
@@ -738,7 +638,7 @@
                 <w:b/>
                 <w:i w:val="0"/>
                 <w:color w:val="FFFFFF"/>
-                <w:sz w:val="20"/>
+                <w:sz w:val="18"/>
               </w:rPr>
               <w:t>Kana</w:t>
             </w:r>
@@ -752,7 +652,7 @@
           </w:tcPr>
           <w:p>
             <w:pPr>
-              <w:spacing w:before="40" w:after="40"/>
+              <w:spacing w:before="20" w:after="20"/>
               <w:jc w:val="center"/>
             </w:pPr>
             <w:r>
@@ -761,7 +661,7 @@
                 <w:b/>
                 <w:i w:val="0"/>
                 <w:color w:val="FFFFFF"/>
-                <w:sz w:val="20"/>
+                <w:sz w:val="18"/>
               </w:rPr>
               <w:t>Your reading</w:t>
             </w:r>
@@ -777,7 +677,7 @@
           </w:tcPr>
           <w:p>
             <w:pPr>
-              <w:spacing w:before="40" w:after="40"/>
+              <w:spacing w:before="20" w:after="20"/>
               <w:jc w:val="center"/>
             </w:pPr>
             <w:r>
@@ -800,7 +700,7 @@
           </w:tcPr>
           <w:p>
             <w:pPr>
-              <w:spacing w:before="40" w:after="40"/>
+              <w:spacing w:before="20" w:after="20"/>
               <w:jc w:val="center"/>
             </w:pPr>
             <w:r>
@@ -809,7 +709,7 @@
                 <w:b/>
                 <w:i w:val="0"/>
                 <w:color w:val="1A3A5C"/>
-                <w:sz w:val="28"/>
+                <w:sz w:val="26"/>
               </w:rPr>
               <w:t>わ</w:t>
             </w:r>
@@ -823,7 +723,7 @@
           </w:tcPr>
           <w:p>
             <w:pPr>
-              <w:spacing w:before="40" w:after="40"/>
+              <w:spacing w:before="20" w:after="20"/>
               <w:jc w:val="center"/>
             </w:pPr>
             <w:r>
@@ -832,7 +732,7 @@
                 <w:b w:val="0"/>
                 <w:i w:val="0"/>
                 <w:color w:val="1A1A2E"/>
-                <w:sz w:val="20"/>
+                <w:sz w:val="18"/>
               </w:rPr>
               <w:t>__________________</w:t>
             </w:r>
@@ -848,7 +748,7 @@
           </w:tcPr>
           <w:p>
             <w:pPr>
-              <w:spacing w:before="40" w:after="40"/>
+              <w:spacing w:before="20" w:after="20"/>
               <w:jc w:val="center"/>
             </w:pPr>
             <w:r>
@@ -871,7 +771,7 @@
           </w:tcPr>
           <w:p>
             <w:pPr>
-              <w:spacing w:before="40" w:after="40"/>
+              <w:spacing w:before="20" w:after="20"/>
               <w:jc w:val="center"/>
             </w:pPr>
             <w:r>
@@ -880,7 +780,7 @@
                 <w:b/>
                 <w:i w:val="0"/>
                 <w:color w:val="1A3A5C"/>
-                <w:sz w:val="28"/>
+                <w:sz w:val="26"/>
               </w:rPr>
               <w:t>を</w:t>
             </w:r>
@@ -894,7 +794,7 @@
           </w:tcPr>
           <w:p>
             <w:pPr>
-              <w:spacing w:before="40" w:after="40"/>
+              <w:spacing w:before="20" w:after="20"/>
               <w:jc w:val="center"/>
             </w:pPr>
             <w:r>
@@ -903,7 +803,7 @@
                 <w:b w:val="0"/>
                 <w:i w:val="0"/>
                 <w:color w:val="1A1A2E"/>
-                <w:sz w:val="20"/>
+                <w:sz w:val="18"/>
               </w:rPr>
               <w:t>__________________</w:t>
             </w:r>
@@ -919,7 +819,7 @@
           </w:tcPr>
           <w:p>
             <w:pPr>
-              <w:spacing w:before="40" w:after="40"/>
+              <w:spacing w:before="20" w:after="20"/>
               <w:jc w:val="center"/>
             </w:pPr>
             <w:r>
@@ -942,7 +842,7 @@
           </w:tcPr>
           <w:p>
             <w:pPr>
-              <w:spacing w:before="40" w:after="40"/>
+              <w:spacing w:before="20" w:after="20"/>
               <w:jc w:val="center"/>
             </w:pPr>
             <w:r>
@@ -951,7 +851,7 @@
                 <w:b/>
                 <w:i w:val="0"/>
                 <w:color w:val="1A3A5C"/>
-                <w:sz w:val="28"/>
+                <w:sz w:val="26"/>
               </w:rPr>
               <w:t>ん</w:t>
             </w:r>
@@ -965,7 +865,7 @@
           </w:tcPr>
           <w:p>
             <w:pPr>
-              <w:spacing w:before="40" w:after="40"/>
+              <w:spacing w:before="20" w:after="20"/>
               <w:jc w:val="center"/>
             </w:pPr>
             <w:r>
@@ -974,7 +874,7 @@
                 <w:b w:val="0"/>
                 <w:i w:val="0"/>
                 <w:color w:val="1A1A2E"/>
-                <w:sz w:val="20"/>
+                <w:sz w:val="18"/>
               </w:rPr>
               <w:t>__________________</w:t>
             </w:r>
@@ -984,7 +884,7 @@
     </w:tbl>
     <w:p>
       <w:pPr>
-        <w:spacing w:after="20"/>
+        <w:spacing w:after="0"/>
       </w:pPr>
     </w:p>
     <w:p>
@@ -1006,7 +906,7 @@
     </w:p>
     <w:p>
       <w:pPr>
-        <w:spacing w:before="20" w:after="40"/>
+        <w:spacing w:before="0" w:after="20"/>
       </w:pPr>
       <w:r>
         <w:rPr>
@@ -1024,7 +924,7 @@
           <w:b/>
           <w:i w:val="0"/>
           <w:color w:val="007A87"/>
-          <w:sz w:val="20"/>
+          <w:sz w:val="18"/>
         </w:rPr>
         <w:t>Fill in the missing kana</w:t>
       </w:r>
@@ -1044,7 +944,7 @@
           <w:b/>
           <w:i w:val="0"/>
           <w:color w:val="1A3A5C"/>
-          <w:sz w:val="20"/>
+          <w:sz w:val="18"/>
         </w:rPr>
         <w:t>circle the one that does not belong</w:t>
       </w:r>
@@ -1078,7 +978,7 @@
           </w:tcPr>
           <w:p>
             <w:pPr>
-              <w:spacing w:before="40" w:after="40"/>
+              <w:spacing w:before="20" w:after="20"/>
               <w:jc w:val="center"/>
             </w:pPr>
             <w:r>
@@ -1087,7 +987,7 @@
                 <w:b/>
                 <w:i w:val="0"/>
                 <w:color w:val="FFFFFF"/>
-                <w:sz w:val="20"/>
+                <w:sz w:val="18"/>
               </w:rPr>
               <w:t>Fill in the missing kana</w:t>
             </w:r>
@@ -1101,7 +1001,7 @@
           </w:tcPr>
           <w:p>
             <w:pPr>
-              <w:spacing w:before="40" w:after="40"/>
+              <w:spacing w:before="20" w:after="20"/>
               <w:jc w:val="center"/>
             </w:pPr>
             <w:r>
@@ -1110,7 +1010,7 @@
                 <w:b/>
                 <w:i w:val="0"/>
                 <w:color w:val="FFFFFF"/>
-                <w:sz w:val="20"/>
+                <w:sz w:val="18"/>
               </w:rPr>
               <w:t>Your answer</w:t>
             </w:r>
@@ -1126,7 +1026,7 @@
           </w:tcPr>
           <w:p>
             <w:pPr>
-              <w:spacing w:before="40" w:after="40"/>
+              <w:spacing w:before="20" w:after="20"/>
               <w:jc w:val="center"/>
             </w:pPr>
             <w:r>
@@ -1135,7 +1035,7 @@
                 <w:b/>
                 <w:i w:val="0"/>
                 <w:color w:val="1A3A5C"/>
-                <w:sz w:val="24"/>
+                <w:sz w:val="22"/>
               </w:rPr>
               <w:t>わ  __  ん</w:t>
             </w:r>
@@ -1149,7 +1049,7 @@
           </w:tcPr>
           <w:p>
             <w:pPr>
-              <w:spacing w:before="40" w:after="40"/>
+              <w:spacing w:before="20" w:after="20"/>
               <w:jc w:val="center"/>
             </w:pPr>
             <w:r>
@@ -1158,55 +1058,7 @@
                 <w:b w:val="0"/>
                 <w:i w:val="0"/>
                 <w:color w:val="1A1A2E"/>
-                <w:sz w:val="20"/>
-              </w:rPr>
-              <w:t>__________________</w:t>
-            </w:r>
-          </w:p>
-        </w:tc>
-      </w:tr>
-      <w:tr>
-        <w:tc>
-          <w:tcPr>
-            <w:tcW w:type="dxa" w:w="5832"/>
-            <w:shd w:val="clear" w:color="auto" w:fill="FFFFFF"/>
-            <w:vAlign w:val="center"/>
-          </w:tcPr>
-          <w:p>
-            <w:pPr>
-              <w:spacing w:before="40" w:after="40"/>
-              <w:jc w:val="center"/>
-            </w:pPr>
-            <w:r>
-              <w:rPr>
-                <w:rFonts w:ascii="Calibri" w:hAnsi="Calibri"/>
-                <w:b/>
-                <w:i w:val="0"/>
-                <w:color w:val="1A3A5C"/>
-                <w:sz w:val="24"/>
-              </w:rPr>
-              <w:t>__  を  __</w:t>
-            </w:r>
-          </w:p>
-        </w:tc>
-        <w:tc>
-          <w:tcPr>
-            <w:tcW w:type="dxa" w:w="5832"/>
-            <w:shd w:val="clear" w:color="auto" w:fill="FFFFFF"/>
-            <w:vAlign w:val="center"/>
-          </w:tcPr>
-          <w:p>
-            <w:pPr>
-              <w:spacing w:before="40" w:after="40"/>
-              <w:jc w:val="center"/>
-            </w:pPr>
-            <w:r>
-              <w:rPr>
-                <w:rFonts w:ascii="Calibri" w:hAnsi="Calibri"/>
-                <w:b w:val="0"/>
-                <w:i w:val="0"/>
-                <w:color w:val="1A1A2E"/>
-                <w:sz w:val="20"/>
+                <w:sz w:val="18"/>
               </w:rPr>
               <w:t>__________________</w:t>
             </w:r>
@@ -1233,7 +1085,7 @@
           </w:tcPr>
           <w:p>
             <w:pPr>
-              <w:spacing w:before="40" w:after="40"/>
+              <w:spacing w:before="20" w:after="20"/>
               <w:jc w:val="center"/>
             </w:pPr>
             <w:r>
@@ -1242,7 +1094,7 @@
                 <w:b/>
                 <w:i w:val="0"/>
                 <w:color w:val="FFFFFF"/>
-                <w:sz w:val="20"/>
+                <w:sz w:val="18"/>
               </w:rPr>
               <w:t>Circle the kana that does not belong</w:t>
             </w:r>
@@ -1256,7 +1108,7 @@
           </w:tcPr>
           <w:p>
             <w:pPr>
-              <w:spacing w:before="40" w:after="40"/>
+              <w:spacing w:before="20" w:after="20"/>
               <w:jc w:val="center"/>
             </w:pPr>
             <w:r>
@@ -1265,7 +1117,7 @@
                 <w:b/>
                 <w:i w:val="0"/>
                 <w:color w:val="FFFFFF"/>
-                <w:sz w:val="20"/>
+                <w:sz w:val="18"/>
               </w:rPr>
               <w:t>Your answer</w:t>
             </w:r>
@@ -1281,7 +1133,7 @@
           </w:tcPr>
           <w:p>
             <w:pPr>
-              <w:spacing w:before="40" w:after="40"/>
+              <w:spacing w:before="20" w:after="20"/>
               <w:jc w:val="center"/>
             </w:pPr>
             <w:r>
@@ -1290,7 +1142,7 @@
                 <w:b/>
                 <w:i w:val="0"/>
                 <w:color w:val="1A3A5C"/>
-                <w:sz w:val="24"/>
+                <w:sz w:val="22"/>
               </w:rPr>
               <w:t>ら   わ   を   ん</w:t>
             </w:r>
@@ -1304,7 +1156,7 @@
           </w:tcPr>
           <w:p>
             <w:pPr>
-              <w:spacing w:before="40" w:after="40"/>
+              <w:spacing w:before="20" w:after="20"/>
               <w:jc w:val="center"/>
             </w:pPr>
             <w:r>
@@ -1313,7 +1165,7 @@
                 <w:b w:val="0"/>
                 <w:i w:val="0"/>
                 <w:color w:val="1A1A2E"/>
-                <w:sz w:val="20"/>
+                <w:sz w:val="18"/>
               </w:rPr>
               <w:t>________</w:t>
             </w:r>
@@ -1329,7 +1181,7 @@
           </w:tcPr>
           <w:p>
             <w:pPr>
-              <w:spacing w:before="40" w:after="40"/>
+              <w:spacing w:before="20" w:after="20"/>
               <w:jc w:val="center"/>
             </w:pPr>
             <w:r>
@@ -1338,7 +1190,7 @@
                 <w:b/>
                 <w:i w:val="0"/>
                 <w:color w:val="1A3A5C"/>
-                <w:sz w:val="24"/>
+                <w:sz w:val="22"/>
               </w:rPr>
               <w:t>わ   り   を   ん</w:t>
             </w:r>
@@ -1352,7 +1204,7 @@
           </w:tcPr>
           <w:p>
             <w:pPr>
-              <w:spacing w:before="40" w:after="40"/>
+              <w:spacing w:before="20" w:after="20"/>
               <w:jc w:val="center"/>
             </w:pPr>
             <w:r>
@@ -1361,55 +1213,7 @@
                 <w:b w:val="0"/>
                 <w:i w:val="0"/>
                 <w:color w:val="1A1A2E"/>
-                <w:sz w:val="20"/>
-              </w:rPr>
-              <w:t>________</w:t>
-            </w:r>
-          </w:p>
-        </w:tc>
-      </w:tr>
-      <w:tr>
-        <w:tc>
-          <w:tcPr>
-            <w:tcW w:type="dxa" w:w="5832"/>
-            <w:shd w:val="clear" w:color="auto" w:fill="D4F1F4"/>
-            <w:vAlign w:val="center"/>
-          </w:tcPr>
-          <w:p>
-            <w:pPr>
-              <w:spacing w:before="40" w:after="40"/>
-              <w:jc w:val="center"/>
-            </w:pPr>
-            <w:r>
-              <w:rPr>
-                <w:rFonts w:ascii="Calibri" w:hAnsi="Calibri"/>
-                <w:b/>
-                <w:i w:val="0"/>
-                <w:color w:val="1A3A5C"/>
-                <w:sz w:val="24"/>
-              </w:rPr>
-              <w:t>わ   を   る   ん</w:t>
-            </w:r>
-          </w:p>
-        </w:tc>
-        <w:tc>
-          <w:tcPr>
-            <w:tcW w:type="dxa" w:w="5832"/>
-            <w:shd w:val="clear" w:color="auto" w:fill="D4F1F4"/>
-            <w:vAlign w:val="center"/>
-          </w:tcPr>
-          <w:p>
-            <w:pPr>
-              <w:spacing w:before="40" w:after="40"/>
-              <w:jc w:val="center"/>
-            </w:pPr>
-            <w:r>
-              <w:rPr>
-                <w:rFonts w:ascii="Calibri" w:hAnsi="Calibri"/>
-                <w:b w:val="0"/>
-                <w:i w:val="0"/>
-                <w:color w:val="1A1A2E"/>
-                <w:sz w:val="20"/>
+                <w:sz w:val="18"/>
               </w:rPr>
               <w:t>________</w:t>
             </w:r>
@@ -1460,7 +1264,7 @@
     </w:p>
     <w:p>
       <w:pPr>
-        <w:spacing w:before="20" w:after="40"/>
+        <w:spacing w:before="0" w:after="20"/>
       </w:pPr>
       <w:r>
         <w:rPr>
@@ -1468,9 +1272,9 @@
           <w:b w:val="0"/>
           <w:i w:val="0"/>
           <w:color w:val="1A1A2E"/>
-          <w:sz w:val="20"/>
+          <w:sz w:val="18"/>
         </w:rPr>
-        <w:t>Use this page as a reference after students finish page 1. Read each kana left to right and treat each one as one clean sound beat.</w:t>
+        <w:t>Use this page as a reference after students finish page 1.</w:t>
       </w:r>
     </w:p>
     <w:tbl>
@@ -1492,7 +1296,7 @@
           </w:tcPr>
           <w:p>
             <w:pPr>
-              <w:spacing w:before="40" w:after="40"/>
+              <w:spacing w:before="20" w:after="20"/>
               <w:jc w:val="center"/>
             </w:pPr>
             <w:r>
@@ -1501,7 +1305,7 @@
                 <w:b/>
                 <w:i w:val="0"/>
                 <w:color w:val="FFFFFF"/>
-                <w:sz w:val="20"/>
+                <w:sz w:val="18"/>
               </w:rPr>
               <w:t>Practice pair</w:t>
             </w:r>
@@ -1515,7 +1319,7 @@
           </w:tcPr>
           <w:p>
             <w:pPr>
-              <w:spacing w:before="40" w:after="40"/>
+              <w:spacing w:before="20" w:after="20"/>
               <w:jc w:val="center"/>
             </w:pPr>
             <w:r>
@@ -1524,7 +1328,7 @@
                 <w:b/>
                 <w:i w:val="0"/>
                 <w:color w:val="FFFFFF"/>
-                <w:sz w:val="20"/>
+                <w:sz w:val="18"/>
               </w:rPr>
               <w:t>Reading</w:t>
             </w:r>
@@ -1540,7 +1344,7 @@
           </w:tcPr>
           <w:p>
             <w:pPr>
-              <w:spacing w:before="40" w:after="40"/>
+              <w:spacing w:before="20" w:after="20"/>
               <w:jc w:val="center"/>
             </w:pPr>
             <w:r>
@@ -1563,7 +1367,7 @@
           </w:tcPr>
           <w:p>
             <w:pPr>
-              <w:spacing w:before="40" w:after="40"/>
+              <w:spacing w:before="20" w:after="20"/>
               <w:jc w:val="center"/>
             </w:pPr>
             <w:r>
@@ -1572,7 +1376,7 @@
                 <w:b w:val="0"/>
                 <w:i w:val="0"/>
                 <w:color w:val="1A1A2E"/>
-                <w:sz w:val="20"/>
+                <w:sz w:val="18"/>
               </w:rPr>
               <w:t>wa-o</w:t>
             </w:r>
@@ -1588,7 +1392,7 @@
           </w:tcPr>
           <w:p>
             <w:pPr>
-              <w:spacing w:before="40" w:after="40"/>
+              <w:spacing w:before="20" w:after="20"/>
               <w:jc w:val="center"/>
             </w:pPr>
             <w:r>
@@ -1611,7 +1415,7 @@
           </w:tcPr>
           <w:p>
             <w:pPr>
-              <w:spacing w:before="40" w:after="40"/>
+              <w:spacing w:before="20" w:after="20"/>
               <w:jc w:val="center"/>
             </w:pPr>
             <w:r>
@@ -1620,7 +1424,7 @@
                 <w:b w:val="0"/>
                 <w:i w:val="0"/>
                 <w:color w:val="1A1A2E"/>
-                <w:sz w:val="20"/>
+                <w:sz w:val="18"/>
               </w:rPr>
               <w:t>o-n</w:t>
             </w:r>
@@ -1631,102 +1435,34 @@
         <w:tc>
           <w:tcPr>
             <w:tcW w:type="dxa" w:w="5832"/>
-            <w:shd w:val="clear" w:color="auto" w:fill="F0F6FA"/>
-            <w:vAlign w:val="center"/>
           </w:tcPr>
-          <w:p>
-            <w:pPr>
-              <w:spacing w:before="40" w:after="40"/>
-              <w:jc w:val="center"/>
-            </w:pPr>
-            <w:r>
-              <w:rPr>
-                <w:rFonts w:ascii="Calibri" w:hAnsi="Calibri"/>
-                <w:b/>
-                <w:i w:val="0"/>
-                <w:color w:val="1A3A5C"/>
-                <w:sz w:val="24"/>
-              </w:rPr>
-              <w:t>わん</w:t>
-            </w:r>
-          </w:p>
+          <w:p/>
         </w:tc>
         <w:tc>
           <w:tcPr>
             <w:tcW w:type="dxa" w:w="5832"/>
-            <w:shd w:val="clear" w:color="auto" w:fill="F0F6FA"/>
-            <w:vAlign w:val="center"/>
           </w:tcPr>
-          <w:p>
-            <w:pPr>
-              <w:spacing w:before="40" w:after="40"/>
-              <w:jc w:val="center"/>
-            </w:pPr>
-            <w:r>
-              <w:rPr>
-                <w:rFonts w:ascii="Calibri" w:hAnsi="Calibri"/>
-                <w:b w:val="0"/>
-                <w:i w:val="0"/>
-                <w:color w:val="1A1A2E"/>
-                <w:sz w:val="20"/>
-              </w:rPr>
-              <w:t>wa-n</w:t>
-            </w:r>
-          </w:p>
+          <w:p/>
         </w:tc>
       </w:tr>
       <w:tr>
         <w:tc>
           <w:tcPr>
             <w:tcW w:type="dxa" w:w="5832"/>
-            <w:shd w:val="clear" w:color="auto" w:fill="FFFFFF"/>
-            <w:vAlign w:val="center"/>
           </w:tcPr>
-          <w:p>
-            <w:pPr>
-              <w:spacing w:before="40" w:after="40"/>
-              <w:jc w:val="center"/>
-            </w:pPr>
-            <w:r>
-              <w:rPr>
-                <w:rFonts w:ascii="Calibri" w:hAnsi="Calibri"/>
-                <w:b/>
-                <w:i w:val="0"/>
-                <w:color w:val="1A3A5C"/>
-                <w:sz w:val="24"/>
-              </w:rPr>
-              <w:t>んわ</w:t>
-            </w:r>
-          </w:p>
+          <w:p/>
         </w:tc>
         <w:tc>
           <w:tcPr>
             <w:tcW w:type="dxa" w:w="5832"/>
-            <w:shd w:val="clear" w:color="auto" w:fill="FFFFFF"/>
-            <w:vAlign w:val="center"/>
           </w:tcPr>
-          <w:p>
-            <w:pPr>
-              <w:spacing w:before="40" w:after="40"/>
-              <w:jc w:val="center"/>
-            </w:pPr>
-            <w:r>
-              <w:rPr>
-                <w:rFonts w:ascii="Calibri" w:hAnsi="Calibri"/>
-                <w:b w:val="0"/>
-                <w:i w:val="0"/>
-                <w:color w:val="1A1A2E"/>
-                <w:sz w:val="20"/>
-              </w:rPr>
-              <w:t>n-wa</w:t>
-            </w:r>
-          </w:p>
+          <w:p/>
         </w:tc>
       </w:tr>
     </w:tbl>
     <w:p>
       <w:pPr>
-        <w:spacing w:after="20"/>
+        <w:spacing w:after="0"/>
       </w:pPr>
     </w:p>
     <w:p>
@@ -1765,7 +1501,7 @@
           </w:tcPr>
           <w:p>
             <w:pPr>
-              <w:spacing w:before="40" w:after="40"/>
+              <w:spacing w:before="20" w:after="20"/>
               <w:jc w:val="center"/>
             </w:pPr>
             <w:r>
@@ -1774,7 +1510,7 @@
                 <w:b/>
                 <w:i w:val="0"/>
                 <w:color w:val="FFFFFF"/>
-                <w:sz w:val="20"/>
+                <w:sz w:val="18"/>
               </w:rPr>
               <w:t>Kana</w:t>
             </w:r>
@@ -1788,7 +1524,7 @@
           </w:tcPr>
           <w:p>
             <w:pPr>
-              <w:spacing w:before="40" w:after="40"/>
+              <w:spacing w:before="20" w:after="20"/>
               <w:jc w:val="center"/>
             </w:pPr>
             <w:r>
@@ -1797,7 +1533,7 @@
                 <w:b/>
                 <w:i w:val="0"/>
                 <w:color w:val="FFFFFF"/>
-                <w:sz w:val="20"/>
+                <w:sz w:val="18"/>
               </w:rPr>
               <w:t>Reading</w:t>
             </w:r>
@@ -1813,7 +1549,7 @@
           </w:tcPr>
           <w:p>
             <w:pPr>
-              <w:spacing w:before="40" w:after="40"/>
+              <w:spacing w:before="20" w:after="20"/>
               <w:jc w:val="center"/>
             </w:pPr>
             <w:r>
@@ -1822,7 +1558,7 @@
                 <w:b/>
                 <w:i w:val="0"/>
                 <w:color w:val="1A3A5C"/>
-                <w:sz w:val="26"/>
+                <w:sz w:val="24"/>
               </w:rPr>
               <w:t>わ</w:t>
             </w:r>
@@ -1836,7 +1572,7 @@
           </w:tcPr>
           <w:p>
             <w:pPr>
-              <w:spacing w:before="40" w:after="40"/>
+              <w:spacing w:before="20" w:after="20"/>
               <w:jc w:val="center"/>
             </w:pPr>
             <w:r>
@@ -1845,7 +1581,7 @@
                 <w:b w:val="0"/>
                 <w:i w:val="0"/>
                 <w:color w:val="1A1A2E"/>
-                <w:sz w:val="20"/>
+                <w:sz w:val="18"/>
               </w:rPr>
               <w:t>wa</w:t>
             </w:r>
@@ -1861,7 +1597,7 @@
           </w:tcPr>
           <w:p>
             <w:pPr>
-              <w:spacing w:before="40" w:after="40"/>
+              <w:spacing w:before="20" w:after="20"/>
               <w:jc w:val="center"/>
             </w:pPr>
             <w:r>
@@ -1870,7 +1606,7 @@
                 <w:b/>
                 <w:i w:val="0"/>
                 <w:color w:val="1A3A5C"/>
-                <w:sz w:val="26"/>
+                <w:sz w:val="24"/>
               </w:rPr>
               <w:t>を</w:t>
             </w:r>
@@ -1884,7 +1620,7 @@
           </w:tcPr>
           <w:p>
             <w:pPr>
-              <w:spacing w:before="40" w:after="40"/>
+              <w:spacing w:before="20" w:after="20"/>
               <w:jc w:val="center"/>
             </w:pPr>
             <w:r>
@@ -1893,7 +1629,7 @@
                 <w:b w:val="0"/>
                 <w:i w:val="0"/>
                 <w:color w:val="1A1A2E"/>
-                <w:sz w:val="20"/>
+                <w:sz w:val="18"/>
               </w:rPr>
               <w:t>o</w:t>
             </w:r>
@@ -1909,7 +1645,7 @@
           </w:tcPr>
           <w:p>
             <w:pPr>
-              <w:spacing w:before="40" w:after="40"/>
+              <w:spacing w:before="20" w:after="20"/>
               <w:jc w:val="center"/>
             </w:pPr>
             <w:r>
@@ -1918,7 +1654,7 @@
                 <w:b/>
                 <w:i w:val="0"/>
                 <w:color w:val="1A3A5C"/>
-                <w:sz w:val="26"/>
+                <w:sz w:val="24"/>
               </w:rPr>
               <w:t>ん</w:t>
             </w:r>
@@ -1932,7 +1668,7 @@
           </w:tcPr>
           <w:p>
             <w:pPr>
-              <w:spacing w:before="40" w:after="40"/>
+              <w:spacing w:before="20" w:after="20"/>
               <w:jc w:val="center"/>
             </w:pPr>
             <w:r>
@@ -1941,7 +1677,7 @@
                 <w:b w:val="0"/>
                 <w:i w:val="0"/>
                 <w:color w:val="1A1A2E"/>
-                <w:sz w:val="20"/>
+                <w:sz w:val="18"/>
               </w:rPr>
               <w:t>n</w:t>
             </w:r>
@@ -1951,7 +1687,7 @@
     </w:tbl>
     <w:p>
       <w:pPr>
-        <w:spacing w:after="20"/>
+        <w:spacing w:after="0"/>
       </w:pPr>
     </w:p>
     <w:p>
@@ -1990,7 +1726,7 @@
           </w:tcPr>
           <w:p>
             <w:pPr>
-              <w:spacing w:before="40" w:after="40"/>
+              <w:spacing w:before="20" w:after="20"/>
               <w:jc w:val="center"/>
             </w:pPr>
             <w:r>
@@ -1999,7 +1735,7 @@
                 <w:b/>
                 <w:i w:val="0"/>
                 <w:color w:val="FFFFFF"/>
-                <w:sz w:val="20"/>
+                <w:sz w:val="18"/>
               </w:rPr>
               <w:t>Fill in the missing kana</w:t>
             </w:r>
@@ -2013,7 +1749,7 @@
           </w:tcPr>
           <w:p>
             <w:pPr>
-              <w:spacing w:before="40" w:after="40"/>
+              <w:spacing w:before="20" w:after="20"/>
               <w:jc w:val="center"/>
             </w:pPr>
             <w:r>
@@ -2022,7 +1758,7 @@
                 <w:b/>
                 <w:i w:val="0"/>
                 <w:color w:val="FFFFFF"/>
-                <w:sz w:val="20"/>
+                <w:sz w:val="18"/>
               </w:rPr>
               <w:t>Answer</w:t>
             </w:r>
@@ -2038,7 +1774,7 @@
           </w:tcPr>
           <w:p>
             <w:pPr>
-              <w:spacing w:before="40" w:after="40"/>
+              <w:spacing w:before="20" w:after="20"/>
               <w:jc w:val="center"/>
             </w:pPr>
             <w:r>
@@ -2047,7 +1783,7 @@
                 <w:b/>
                 <w:i w:val="0"/>
                 <w:color w:val="1A3A5C"/>
-                <w:sz w:val="22"/>
+                <w:sz w:val="20"/>
               </w:rPr>
               <w:t>わ  __  ん</w:t>
             </w:r>
@@ -2061,7 +1797,7 @@
           </w:tcPr>
           <w:p>
             <w:pPr>
-              <w:spacing w:before="40" w:after="40"/>
+              <w:spacing w:before="20" w:after="20"/>
               <w:jc w:val="center"/>
             </w:pPr>
             <w:r>
@@ -2070,57 +1806,9 @@
                 <w:b w:val="0"/>
                 <w:i w:val="0"/>
                 <w:color w:val="1A1A2E"/>
-                <w:sz w:val="20"/>
+                <w:sz w:val="18"/>
               </w:rPr>
               <w:t>を</w:t>
-            </w:r>
-          </w:p>
-        </w:tc>
-      </w:tr>
-      <w:tr>
-        <w:tc>
-          <w:tcPr>
-            <w:tcW w:type="dxa" w:w="5832"/>
-            <w:shd w:val="clear" w:color="auto" w:fill="FFFFFF"/>
-            <w:vAlign w:val="center"/>
-          </w:tcPr>
-          <w:p>
-            <w:pPr>
-              <w:spacing w:before="40" w:after="40"/>
-              <w:jc w:val="center"/>
-            </w:pPr>
-            <w:r>
-              <w:rPr>
-                <w:rFonts w:ascii="Calibri" w:hAnsi="Calibri"/>
-                <w:b/>
-                <w:i w:val="0"/>
-                <w:color w:val="1A3A5C"/>
-                <w:sz w:val="22"/>
-              </w:rPr>
-              <w:t>__  を  __</w:t>
-            </w:r>
-          </w:p>
-        </w:tc>
-        <w:tc>
-          <w:tcPr>
-            <w:tcW w:type="dxa" w:w="5832"/>
-            <w:shd w:val="clear" w:color="auto" w:fill="FFFFFF"/>
-            <w:vAlign w:val="center"/>
-          </w:tcPr>
-          <w:p>
-            <w:pPr>
-              <w:spacing w:before="40" w:after="40"/>
-              <w:jc w:val="center"/>
-            </w:pPr>
-            <w:r>
-              <w:rPr>
-                <w:rFonts w:ascii="Calibri" w:hAnsi="Calibri"/>
-                <w:b w:val="0"/>
-                <w:i w:val="0"/>
-                <w:color w:val="1A1A2E"/>
-                <w:sz w:val="20"/>
-              </w:rPr>
-              <w:t>わ, ん</w:t>
             </w:r>
           </w:p>
         </w:tc>
@@ -2145,7 +1833,7 @@
           </w:tcPr>
           <w:p>
             <w:pPr>
-              <w:spacing w:before="40" w:after="40"/>
+              <w:spacing w:before="20" w:after="20"/>
               <w:jc w:val="center"/>
             </w:pPr>
             <w:r>
@@ -2154,7 +1842,7 @@
                 <w:b/>
                 <w:i w:val="0"/>
                 <w:color w:val="FFFFFF"/>
-                <w:sz w:val="20"/>
+                <w:sz w:val="18"/>
               </w:rPr>
               <w:t>Circle the kana that does not belong</w:t>
             </w:r>
@@ -2168,7 +1856,7 @@
           </w:tcPr>
           <w:p>
             <w:pPr>
-              <w:spacing w:before="40" w:after="40"/>
+              <w:spacing w:before="20" w:after="20"/>
               <w:jc w:val="center"/>
             </w:pPr>
             <w:r>
@@ -2177,7 +1865,7 @@
                 <w:b/>
                 <w:i w:val="0"/>
                 <w:color w:val="FFFFFF"/>
-                <w:sz w:val="20"/>
+                <w:sz w:val="18"/>
               </w:rPr>
               <w:t>Answer</w:t>
             </w:r>
@@ -2193,7 +1881,7 @@
           </w:tcPr>
           <w:p>
             <w:pPr>
-              <w:spacing w:before="40" w:after="40"/>
+              <w:spacing w:before="20" w:after="20"/>
               <w:jc w:val="center"/>
             </w:pPr>
             <w:r>
@@ -2202,7 +1890,7 @@
                 <w:b/>
                 <w:i w:val="0"/>
                 <w:color w:val="1A3A5C"/>
-                <w:sz w:val="22"/>
+                <w:sz w:val="20"/>
               </w:rPr>
               <w:t>ら   わ   を   ん</w:t>
             </w:r>
@@ -2216,7 +1904,7 @@
           </w:tcPr>
           <w:p>
             <w:pPr>
-              <w:spacing w:before="40" w:after="40"/>
+              <w:spacing w:before="20" w:after="20"/>
               <w:jc w:val="center"/>
             </w:pPr>
             <w:r>
@@ -2225,7 +1913,7 @@
                 <w:b w:val="0"/>
                 <w:i w:val="0"/>
                 <w:color w:val="1A1A2E"/>
-                <w:sz w:val="20"/>
+                <w:sz w:val="18"/>
               </w:rPr>
               <w:t>ら</w:t>
             </w:r>
@@ -2241,7 +1929,7 @@
           </w:tcPr>
           <w:p>
             <w:pPr>
-              <w:spacing w:before="40" w:after="40"/>
+              <w:spacing w:before="20" w:after="20"/>
               <w:jc w:val="center"/>
             </w:pPr>
             <w:r>
@@ -2250,7 +1938,7 @@
                 <w:b/>
                 <w:i w:val="0"/>
                 <w:color w:val="1A3A5C"/>
-                <w:sz w:val="22"/>
+                <w:sz w:val="20"/>
               </w:rPr>
               <w:t>わ   り   を   ん</w:t>
             </w:r>
@@ -2264,7 +1952,7 @@
           </w:tcPr>
           <w:p>
             <w:pPr>
-              <w:spacing w:before="40" w:after="40"/>
+              <w:spacing w:before="20" w:after="20"/>
               <w:jc w:val="center"/>
             </w:pPr>
             <w:r>
@@ -2273,57 +1961,9 @@
                 <w:b w:val="0"/>
                 <w:i w:val="0"/>
                 <w:color w:val="1A1A2E"/>
-                <w:sz w:val="20"/>
+                <w:sz w:val="18"/>
               </w:rPr>
               <w:t>り</w:t>
-            </w:r>
-          </w:p>
-        </w:tc>
-      </w:tr>
-      <w:tr>
-        <w:tc>
-          <w:tcPr>
-            <w:tcW w:type="dxa" w:w="5832"/>
-            <w:shd w:val="clear" w:color="auto" w:fill="D4F1F4"/>
-            <w:vAlign w:val="center"/>
-          </w:tcPr>
-          <w:p>
-            <w:pPr>
-              <w:spacing w:before="40" w:after="40"/>
-              <w:jc w:val="center"/>
-            </w:pPr>
-            <w:r>
-              <w:rPr>
-                <w:rFonts w:ascii="Calibri" w:hAnsi="Calibri"/>
-                <w:b/>
-                <w:i w:val="0"/>
-                <w:color w:val="1A3A5C"/>
-                <w:sz w:val="22"/>
-              </w:rPr>
-              <w:t>わ   を   る   ん</w:t>
-            </w:r>
-          </w:p>
-        </w:tc>
-        <w:tc>
-          <w:tcPr>
-            <w:tcW w:type="dxa" w:w="5832"/>
-            <w:shd w:val="clear" w:color="auto" w:fill="D4F1F4"/>
-            <w:vAlign w:val="center"/>
-          </w:tcPr>
-          <w:p>
-            <w:pPr>
-              <w:spacing w:before="40" w:after="40"/>
-              <w:jc w:val="center"/>
-            </w:pPr>
-            <w:r>
-              <w:rPr>
-                <w:rFonts w:ascii="Calibri" w:hAnsi="Calibri"/>
-                <w:b w:val="0"/>
-                <w:i w:val="0"/>
-                <w:color w:val="1A1A2E"/>
-                <w:sz w:val="20"/>
-              </w:rPr>
-              <w:t>る</w:t>
             </w:r>
           </w:p>
         </w:tc>
@@ -2331,7 +1971,7 @@
     </w:tbl>
     <w:p>
       <w:pPr>
-        <w:spacing w:after="20"/>
+        <w:spacing w:after="0"/>
       </w:pPr>
     </w:p>
     <w:p>
@@ -2346,12 +1986,12 @@
           <w:color w:val="007A87"/>
           <w:sz w:val="24"/>
         </w:rPr>
-        <w:t>Important reminders</w:t>
+        <w:t>Quick review</w:t>
       </w:r>
     </w:p>
     <w:p>
       <w:pPr>
-        <w:spacing w:before="0" w:after="20"/>
+        <w:spacing w:before="0" w:after="0"/>
         <w:ind w:left="340"/>
       </w:pPr>
       <w:r>
@@ -2360,7 +2000,7 @@
           <w:b/>
           <w:i w:val="0"/>
           <w:color w:val="E6A817"/>
-          <w:sz w:val="20"/>
+          <w:sz w:val="18"/>
         </w:rPr>
         <w:t xml:space="preserve">▸ </w:t>
       </w:r>
@@ -2370,14 +2010,14 @@
           <w:b w:val="0"/>
           <w:i w:val="0"/>
           <w:color w:val="1A1A2E"/>
-          <w:sz w:val="20"/>
+          <w:sz w:val="18"/>
         </w:rPr>
         <w:t>One hiragana usually represents one sound beat.</w:t>
       </w:r>
     </w:p>
     <w:p>
       <w:pPr>
-        <w:spacing w:before="0" w:after="20"/>
+        <w:spacing w:before="0" w:after="0"/>
         <w:ind w:left="340"/>
       </w:pPr>
       <w:r>
@@ -2386,7 +2026,7 @@
           <w:b/>
           <w:i w:val="0"/>
           <w:color w:val="E6A817"/>
-          <w:sz w:val="20"/>
+          <w:sz w:val="18"/>
         </w:rPr>
         <w:t xml:space="preserve">▸ </w:t>
       </w:r>
@@ -2396,14 +2036,14 @@
           <w:b w:val="0"/>
           <w:i w:val="0"/>
           <w:color w:val="1A1A2E"/>
-          <w:sz w:val="20"/>
+          <w:sz w:val="18"/>
         </w:rPr>
-        <w:t>Most rows follow the vowel order a, i, u, e, o, even when one sound is slightly irregular.</w:t>
+        <w:t>Most rows follow the vowel order a, i, u, e, o.</w:t>
       </w:r>
     </w:p>
     <w:p>
       <w:pPr>
-        <w:spacing w:before="0" w:after="20"/>
+        <w:spacing w:before="0" w:after="0"/>
         <w:ind w:left="340"/>
       </w:pPr>
       <w:r>
@@ -2412,7 +2052,7 @@
           <w:b/>
           <w:i w:val="0"/>
           <w:color w:val="E6A817"/>
-          <w:sz w:val="20"/>
+          <w:sz w:val="18"/>
         </w:rPr>
         <w:t xml:space="preserve">▸ </w:t>
       </w:r>
@@ -2422,34 +2062,14 @@
           <w:b w:val="0"/>
           <w:i w:val="0"/>
           <w:color w:val="1A1A2E"/>
-          <w:sz w:val="20"/>
+          <w:sz w:val="18"/>
         </w:rPr>
-        <w:t>If a row has a special reading, say it slowly first and then return to the full row pattern.</w:t>
+        <w:t>Point to one letter at a time and say the full sound in one step.</w:t>
       </w:r>
     </w:p>
     <w:p>
       <w:pPr>
-        <w:spacing w:after="20"/>
-      </w:pPr>
-    </w:p>
-    <w:p>
-      <w:pPr>
-        <w:spacing w:before="80" w:after="40"/>
-      </w:pPr>
-      <w:r>
-        <w:rPr>
-          <w:rFonts w:ascii="Calibri" w:hAnsi="Calibri"/>
-          <w:b/>
-          <w:i w:val="0"/>
-          <w:color w:val="007A87"/>
-          <w:sz w:val="24"/>
-        </w:rPr>
-        <w:t>How to study this set</w:t>
-      </w:r>
-    </w:p>
-    <w:p>
-      <w:pPr>
-        <w:spacing w:before="0" w:after="20"/>
+        <w:spacing w:before="0" w:after="0"/>
         <w:ind w:left="340"/>
       </w:pPr>
       <w:r>
@@ -2458,7 +2078,7 @@
           <w:b/>
           <w:i w:val="0"/>
           <w:color w:val="E6A817"/>
-          <w:sz w:val="20"/>
+          <w:sz w:val="18"/>
         </w:rPr>
         <w:t xml:space="preserve">▸ </w:t>
       </w:r>
@@ -2468,159 +2088,9 @@
           <w:b w:val="0"/>
           <w:i w:val="0"/>
           <w:color w:val="1A1A2E"/>
-          <w:sz w:val="20"/>
-        </w:rPr>
-        <w:t>Point to one letter at a time and say the full sound in one step, such as ka or shi.</w:t>
-      </w:r>
-    </w:p>
-    <w:p>
-      <w:pPr>
-        <w:spacing w:before="0" w:after="20"/>
-        <w:ind w:left="340"/>
-      </w:pPr>
-      <w:r>
-        <w:rPr>
-          <w:rFonts w:ascii="Calibri" w:hAnsi="Calibri"/>
-          <w:b/>
-          <w:i w:val="0"/>
-          <w:color w:val="E6A817"/>
-          <w:sz w:val="20"/>
-        </w:rPr>
-        <w:t xml:space="preserve">▸ </w:t>
-      </w:r>
-      <w:r>
-        <w:rPr>
-          <w:rFonts w:ascii="Calibri" w:hAnsi="Calibri"/>
-          <w:b w:val="0"/>
-          <w:i w:val="0"/>
-          <w:color w:val="1A1A2E"/>
-          <w:sz w:val="20"/>
-        </w:rPr>
-        <w:t>When you read a practice pair, do not stop too long between the two kana.</w:t>
-      </w:r>
-    </w:p>
-    <w:p>
-      <w:pPr>
-        <w:spacing w:before="0" w:after="20"/>
-        <w:ind w:left="340"/>
-      </w:pPr>
-      <w:r>
-        <w:rPr>
-          <w:rFonts w:ascii="Calibri" w:hAnsi="Calibri"/>
-          <w:b/>
-          <w:i w:val="0"/>
-          <w:color w:val="E6A817"/>
-          <w:sz w:val="20"/>
-        </w:rPr>
-        <w:t xml:space="preserve">▸ </w:t>
-      </w:r>
-      <w:r>
-        <w:rPr>
-          <w:rFonts w:ascii="Calibri" w:hAnsi="Calibri"/>
-          <w:b w:val="0"/>
-          <w:i w:val="0"/>
-          <w:color w:val="1A1A2E"/>
-          <w:sz w:val="20"/>
-        </w:rPr>
-        <w:t>After checking the answer key, cover the sound column and quiz yourself again from memory.</w:t>
-      </w:r>
-    </w:p>
-    <w:p>
-      <w:pPr>
-        <w:spacing w:after="20"/>
-      </w:pPr>
-    </w:p>
-    <w:p>
-      <w:pPr>
-        <w:spacing w:before="120" w:after="40"/>
-      </w:pPr>
-      <w:r>
-        <w:rPr>
-          <w:rFonts w:ascii="Calibri" w:hAnsi="Calibri"/>
-          <w:b/>
-          <w:i w:val="0"/>
-          <w:color w:val="1A3A5C"/>
-          <w:sz w:val="28"/>
-        </w:rPr>
-        <w:t>Beginner notes</w:t>
-      </w:r>
-    </w:p>
-    <w:p>
-      <w:pPr>
-        <w:spacing w:before="0" w:after="20"/>
-        <w:ind w:left="340"/>
-      </w:pPr>
-      <w:r>
-        <w:rPr>
-          <w:rFonts w:ascii="Calibri" w:hAnsi="Calibri"/>
-          <w:b/>
-          <w:i w:val="0"/>
-          <w:color w:val="E6A817"/>
-          <w:sz w:val="20"/>
-        </w:rPr>
-        <w:t xml:space="preserve">▸ </w:t>
-      </w:r>
-      <w:r>
-        <w:rPr>
-          <w:rFonts w:ascii="Calibri" w:hAnsi="Calibri"/>
-          <w:b w:val="0"/>
-          <w:i w:val="0"/>
-          <w:color w:val="1A1A2E"/>
-          <w:sz w:val="20"/>
+          <w:sz w:val="18"/>
         </w:rPr>
         <w:t>を is mainly used as a grammar particle, but beginners still learn it in the chart.</w:t>
-      </w:r>
-    </w:p>
-    <w:p>
-      <w:pPr>
-        <w:spacing w:before="0" w:after="20"/>
-        <w:ind w:left="340"/>
-      </w:pPr>
-      <w:r>
-        <w:rPr>
-          <w:rFonts w:ascii="Calibri" w:hAnsi="Calibri"/>
-          <w:b/>
-          <w:i w:val="0"/>
-          <w:color w:val="E6A817"/>
-          <w:sz w:val="20"/>
-        </w:rPr>
-        <w:t xml:space="preserve">▸ </w:t>
-      </w:r>
-      <w:r>
-        <w:rPr>
-          <w:rFonts w:ascii="Calibri" w:hAnsi="Calibri"/>
-          <w:b w:val="0"/>
-          <w:i w:val="0"/>
-          <w:color w:val="1A1A2E"/>
-          <w:sz w:val="20"/>
-        </w:rPr>
-        <w:t>ん is special because it is a sound on its own, not a consonant + vowel pair.</w:t>
-      </w:r>
-    </w:p>
-    <w:p>
-      <w:pPr>
-        <w:spacing w:before="0" w:after="20"/>
-        <w:ind w:left="340"/>
-      </w:pPr>
-      <w:r>
-        <w:rPr>
-          <w:rFonts w:ascii="Calibri" w:hAnsi="Calibri"/>
-          <w:b/>
-          <w:i w:val="0"/>
-          <w:color w:val="E6A817"/>
-          <w:sz w:val="20"/>
-        </w:rPr>
-        <w:t xml:space="preserve">▸ </w:t>
-      </w:r>
-      <w:r>
-        <w:rPr>
-          <w:rFonts w:ascii="Calibri" w:hAnsi="Calibri"/>
-          <w:b w:val="0"/>
-          <w:i w:val="0"/>
-          <w:color w:val="1A1A2E"/>
-          <w:sz w:val="20"/>
-        </w:rPr>
-        <w:t>This worksheet is a good review point for the full beginner hiragana chart.</w:t>
       </w:r>
     </w:p>
     <w:sectPr>

--- a/japanese_docs/output/docs/hiragana_series/hira_10_w_n.docx
+++ b/japanese_docs/output/docs/hiragana_series/hira_10_w_n.docx
@@ -252,9 +252,9 @@
           <w:b w:val="0"/>
           <w:i w:val="0"/>
           <w:color w:val="1A1A2E"/>
-          <w:sz w:val="18"/>
+          <w:sz w:val="16"/>
         </w:rPr>
-        <w:t>This worksheet focuses on the set: わ を ん.</w:t>
+        <w:t>Set: わ を ん. This worksheet introduces the last basic kana in the beginner chart.</w:t>
       </w:r>
     </w:p>
     <w:p>
@@ -269,41 +269,7 @@
           <w:b w:val="0"/>
           <w:i w:val="0"/>
           <w:color w:val="1A1A2E"/>
-          <w:sz w:val="18"/>
-        </w:rPr>
-        <w:t>Each hiragana letter stands for one sound chunk or beat.</w:t>
-      </w:r>
-    </w:p>
-    <w:p>
-      <w:pPr>
-        <w:pStyle w:val="ListBullet"/>
-        <w:spacing w:before="0" w:after="0"/>
-        <w:ind w:left="340"/>
-      </w:pPr>
-      <w:r>
-        <w:rPr>
-          <w:rFonts w:ascii="Calibri" w:hAnsi="Calibri"/>
-          <w:b w:val="0"/>
-          <w:i w:val="0"/>
-          <w:color w:val="1A1A2E"/>
-          <w:sz w:val="18"/>
-        </w:rPr>
-        <w:t>This worksheet introduces the last basic kana in the beginner chart.</w:t>
-      </w:r>
-    </w:p>
-    <w:p>
-      <w:pPr>
-        <w:pStyle w:val="ListBullet"/>
-        <w:spacing w:before="0" w:after="0"/>
-        <w:ind w:left="340"/>
-      </w:pPr>
-      <w:r>
-        <w:rPr>
-          <w:rFonts w:ascii="Calibri" w:hAnsi="Calibri"/>
-          <w:b w:val="0"/>
-          <w:i w:val="0"/>
-          <w:color w:val="1A1A2E"/>
-          <w:sz w:val="18"/>
+          <w:sz w:val="16"/>
         </w:rPr>
         <w:t>This is a short row, so it does not use all five vowel spots. Memorize the order as: wa, o, n. This set has two special basics: を is usually read as o, and ん is its own sound by itself.</w:t>
       </w:r>
@@ -320,9 +286,9 @@
           <w:b w:val="0"/>
           <w:i w:val="0"/>
           <w:color w:val="1A1A2E"/>
-          <w:sz w:val="18"/>
+          <w:sz w:val="16"/>
         </w:rPr>
-        <w:t>You will do two activities: write the reading from memory, then use row-pattern practice to check if you really know the set.</w:t>
+        <w:t>Parts: write the reading, fill a pattern, find the odd one out, and answer true or false.</w:t>
       </w:r>
     </w:p>
     <w:p>
@@ -357,9 +323,9 @@
           <w:b w:val="0"/>
           <w:i w:val="0"/>
           <w:color w:val="1A1A2E"/>
-          <w:sz w:val="20"/>
+          <w:sz w:val="18"/>
         </w:rPr>
-        <w:t xml:space="preserve">These examples show the </w:t>
+        <w:t xml:space="preserve">Format only example from another row: </w:t>
       </w:r>
       <w:r>
         <w:rPr>
@@ -367,39 +333,9 @@
           <w:b/>
           <w:i w:val="0"/>
           <w:color w:val="007A87"/>
-          <w:sz w:val="20"/>
+          <w:sz w:val="18"/>
         </w:rPr>
-        <w:t>format only</w:t>
-      </w:r>
-      <w:r>
-        <w:rPr>
-          <w:rFonts w:ascii="Calibri" w:hAnsi="Calibri"/>
-          <w:b w:val="0"/>
-          <w:i w:val="0"/>
-          <w:color w:val="1A1A2E"/>
-          <w:sz w:val="20"/>
-        </w:rPr>
-        <w:t xml:space="preserve">. They are </w:t>
-      </w:r>
-      <w:r>
-        <w:rPr>
-          <w:rFonts w:ascii="Calibri" w:hAnsi="Calibri"/>
-          <w:b/>
-          <w:i w:val="0"/>
-          <w:color w:val="1A3A5C"/>
-          <w:sz w:val="20"/>
-        </w:rPr>
-        <w:t>not</w:t>
-      </w:r>
-      <w:r>
-        <w:rPr>
-          <w:rFonts w:ascii="Calibri" w:hAnsi="Calibri"/>
-          <w:b w:val="0"/>
-          <w:i w:val="0"/>
-          <w:color w:val="1A1A2E"/>
-          <w:sz w:val="20"/>
-        </w:rPr>
-        <w:t xml:space="preserve"> answers to the real questions below.</w:t>
+        <w:t>さ = sa</w:t>
       </w:r>
     </w:p>
     <w:tbl>
@@ -409,13 +345,12 @@
         <w:tblLook w:firstColumn="1" w:firstRow="1" w:lastColumn="0" w:lastRow="0" w:noHBand="0" w:noVBand="1" w:val="04A0"/>
       </w:tblPr>
       <w:tblGrid>
-        <w:gridCol w:w="5832"/>
-        <w:gridCol w:w="5832"/>
+        <w:gridCol w:w="11664"/>
       </w:tblGrid>
       <w:tr>
         <w:tc>
           <w:tcPr>
-            <w:tcW w:type="dxa" w:w="5832"/>
+            <w:tcW w:type="dxa" w:w="11664"/>
             <w:shd w:val="clear" w:color="auto" w:fill="F0F6FA"/>
             <w:vAlign w:val="top"/>
           </w:tcPr>
@@ -431,7 +366,7 @@
                 <w:color w:val="007A87"/>
                 <w:sz w:val="16"/>
               </w:rPr>
-              <w:t>Example</w:t>
+              <w:t>Pattern example</w:t>
             </w:r>
           </w:p>
           <w:p>
@@ -444,59 +379,7 @@
                 <w:b/>
                 <w:i w:val="0"/>
                 <w:color w:val="1A3A5C"/>
-                <w:sz w:val="20"/>
-              </w:rPr>
-              <w:t>さ  -&gt;  sa</w:t>
-            </w:r>
-          </w:p>
-          <w:p>
-            <w:pPr>
-              <w:spacing w:before="0" w:after="20"/>
-            </w:pPr>
-            <w:r>
-              <w:rPr>
-                <w:rFonts w:ascii="Calibri" w:hAnsi="Calibri"/>
-                <w:b w:val="0"/>
-                <w:i w:val="0"/>
-                <w:color w:val="1A1A2E"/>
-                <w:sz w:val="16"/>
-              </w:rPr>
-              <w:t>Answer: Example from a different row.</w:t>
-            </w:r>
-          </w:p>
-        </w:tc>
-        <w:tc>
-          <w:tcPr>
-            <w:tcW w:type="dxa" w:w="5832"/>
-            <w:shd w:val="clear" w:color="auto" w:fill="F0F6FA"/>
-            <w:vAlign w:val="top"/>
-          </w:tcPr>
-          <w:p>
-            <w:pPr>
-              <w:spacing w:before="20" w:after="0"/>
-            </w:pPr>
-            <w:r>
-              <w:rPr>
-                <w:rFonts w:ascii="Calibri" w:hAnsi="Calibri"/>
-                <w:b/>
-                <w:i w:val="0"/>
-                <w:color w:val="007A87"/>
-                <w:sz w:val="16"/>
-              </w:rPr>
-              <w:t>Example</w:t>
-            </w:r>
-          </w:p>
-          <w:p>
-            <w:pPr>
-              <w:spacing w:before="0" w:after="0"/>
-            </w:pPr>
-            <w:r>
-              <w:rPr>
-                <w:rFonts w:ascii="Calibri" w:hAnsi="Calibri"/>
-                <w:b/>
-                <w:i w:val="0"/>
-                <w:color w:val="1A3A5C"/>
-                <w:sz w:val="20"/>
+                <w:sz w:val="18"/>
               </w:rPr>
               <w:t>さ  __  す  __  そ</w:t>
             </w:r>
@@ -538,7 +421,7 @@
           <w:color w:val="FFFFFF"/>
           <w:sz w:val="24"/>
         </w:rPr>
-        <w:t>Activity 1 — Write the Reading</w:t>
+        <w:t>Unit 1 — Write the Reading</w:t>
       </w:r>
     </w:p>
     <w:p>
@@ -551,39 +434,9 @@
           <w:b w:val="0"/>
           <w:i w:val="0"/>
           <w:color w:val="1A1A2E"/>
-          <w:sz w:val="20"/>
+          <w:sz w:val="16"/>
         </w:rPr>
-        <w:t xml:space="preserve">Look at each kana and </w:t>
-      </w:r>
-      <w:r>
-        <w:rPr>
-          <w:rFonts w:ascii="Calibri" w:hAnsi="Calibri"/>
-          <w:b/>
-          <w:i w:val="0"/>
-          <w:color w:val="007A87"/>
-          <w:sz w:val="18"/>
-        </w:rPr>
-        <w:t>write its reading in romaji</w:t>
-      </w:r>
-      <w:r>
-        <w:rPr>
-          <w:rFonts w:ascii="Calibri" w:hAnsi="Calibri"/>
-          <w:b w:val="0"/>
-          <w:i w:val="0"/>
-          <w:color w:val="1A1A2E"/>
-          <w:sz w:val="18"/>
-        </w:rPr>
-        <w:t xml:space="preserve">. Example from another row: </w:t>
-      </w:r>
-      <w:r>
-        <w:rPr>
-          <w:rFonts w:ascii="Calibri" w:hAnsi="Calibri"/>
-          <w:b w:val="0"/>
-          <w:i/>
-          <w:color w:val="6B7B8D"/>
-          <w:sz w:val="18"/>
-        </w:rPr>
-        <w:t>さ = sa.</w:t>
+        <w:t>Write the romaji reading for each kana.</w:t>
       </w:r>
     </w:p>
     <w:tbl>
@@ -615,7 +468,7 @@
                 <w:b/>
                 <w:i w:val="0"/>
                 <w:color w:val="FFFFFF"/>
-                <w:sz w:val="18"/>
+                <w:sz w:val="16"/>
               </w:rPr>
               <w:t>#</w:t>
             </w:r>
@@ -638,7 +491,7 @@
                 <w:b/>
                 <w:i w:val="0"/>
                 <w:color w:val="FFFFFF"/>
-                <w:sz w:val="18"/>
+                <w:sz w:val="16"/>
               </w:rPr>
               <w:t>Kana</w:t>
             </w:r>
@@ -661,7 +514,7 @@
                 <w:b/>
                 <w:i w:val="0"/>
                 <w:color w:val="FFFFFF"/>
-                <w:sz w:val="18"/>
+                <w:sz w:val="16"/>
               </w:rPr>
               <w:t>Your reading</w:t>
             </w:r>
@@ -686,7 +539,7 @@
                 <w:b/>
                 <w:i w:val="0"/>
                 <w:color w:val="6B7B8D"/>
-                <w:sz w:val="18"/>
+                <w:sz w:val="16"/>
               </w:rPr>
               <w:t>1</w:t>
             </w:r>
@@ -709,7 +562,7 @@
                 <w:b/>
                 <w:i w:val="0"/>
                 <w:color w:val="1A3A5C"/>
-                <w:sz w:val="26"/>
+                <w:sz w:val="24"/>
               </w:rPr>
               <w:t>わ</w:t>
             </w:r>
@@ -732,7 +585,7 @@
                 <w:b w:val="0"/>
                 <w:i w:val="0"/>
                 <w:color w:val="1A1A2E"/>
-                <w:sz w:val="18"/>
+                <w:sz w:val="16"/>
               </w:rPr>
               <w:t>__________________</w:t>
             </w:r>
@@ -757,7 +610,7 @@
                 <w:b/>
                 <w:i w:val="0"/>
                 <w:color w:val="6B7B8D"/>
-                <w:sz w:val="18"/>
+                <w:sz w:val="16"/>
               </w:rPr>
               <w:t>2</w:t>
             </w:r>
@@ -780,7 +633,7 @@
                 <w:b/>
                 <w:i w:val="0"/>
                 <w:color w:val="1A3A5C"/>
-                <w:sz w:val="26"/>
+                <w:sz w:val="24"/>
               </w:rPr>
               <w:t>を</w:t>
             </w:r>
@@ -803,7 +656,7 @@
                 <w:b w:val="0"/>
                 <w:i w:val="0"/>
                 <w:color w:val="1A1A2E"/>
-                <w:sz w:val="18"/>
+                <w:sz w:val="16"/>
               </w:rPr>
               <w:t>__________________</w:t>
             </w:r>
@@ -828,7 +681,7 @@
                 <w:b/>
                 <w:i w:val="0"/>
                 <w:color w:val="6B7B8D"/>
-                <w:sz w:val="18"/>
+                <w:sz w:val="16"/>
               </w:rPr>
               <w:t>3</w:t>
             </w:r>
@@ -851,7 +704,7 @@
                 <w:b/>
                 <w:i w:val="0"/>
                 <w:color w:val="1A3A5C"/>
-                <w:sz w:val="26"/>
+                <w:sz w:val="24"/>
               </w:rPr>
               <w:t>ん</w:t>
             </w:r>
@@ -874,7 +727,7 @@
                 <w:b w:val="0"/>
                 <w:i w:val="0"/>
                 <w:color w:val="1A1A2E"/>
-                <w:sz w:val="18"/>
+                <w:sz w:val="16"/>
               </w:rPr>
               <w:t>__________________</w:t>
             </w:r>
@@ -901,7 +754,7 @@
           <w:color w:val="FFFFFF"/>
           <w:sz w:val="24"/>
         </w:rPr>
-        <w:t>Activity 2 — Pattern Practice</w:t>
+        <w:t>Unit 2 — Fill in the Missing Kana</w:t>
       </w:r>
     </w:p>
     <w:p>
@@ -914,49 +767,9 @@
           <w:b w:val="0"/>
           <w:i w:val="0"/>
           <w:color w:val="1A1A2E"/>
-          <w:sz w:val="20"/>
+          <w:sz w:val="16"/>
         </w:rPr>
-        <w:t xml:space="preserve">Use the row pattern to help you. </w:t>
-      </w:r>
-      <w:r>
-        <w:rPr>
-          <w:rFonts w:ascii="Calibri" w:hAnsi="Calibri"/>
-          <w:b/>
-          <w:i w:val="0"/>
-          <w:color w:val="007A87"/>
-          <w:sz w:val="18"/>
-        </w:rPr>
-        <w:t>Fill in the missing kana</w:t>
-      </w:r>
-      <w:r>
-        <w:rPr>
-          <w:rFonts w:ascii="Calibri" w:hAnsi="Calibri"/>
-          <w:b w:val="0"/>
-          <w:i w:val="0"/>
-          <w:color w:val="1A1A2E"/>
-          <w:sz w:val="20"/>
-        </w:rPr>
-        <w:t xml:space="preserve"> and </w:t>
-      </w:r>
-      <w:r>
-        <w:rPr>
-          <w:rFonts w:ascii="Calibri" w:hAnsi="Calibri"/>
-          <w:b/>
-          <w:i w:val="0"/>
-          <w:color w:val="1A3A5C"/>
-          <w:sz w:val="18"/>
-        </w:rPr>
-        <w:t>circle the one that does not belong</w:t>
-      </w:r>
-      <w:r>
-        <w:rPr>
-          <w:rFonts w:ascii="Calibri" w:hAnsi="Calibri"/>
-          <w:b w:val="0"/>
-          <w:i w:val="0"/>
-          <w:color w:val="1A1A2E"/>
-          <w:sz w:val="20"/>
-        </w:rPr>
-        <w:t>.</w:t>
+        <w:t>Fill in the missing kana to complete the row.</w:t>
       </w:r>
     </w:p>
     <w:tbl>
@@ -987,7 +800,7 @@
                 <w:b/>
                 <w:i w:val="0"/>
                 <w:color w:val="FFFFFF"/>
-                <w:sz w:val="18"/>
+                <w:sz w:val="16"/>
               </w:rPr>
               <w:t>Fill in the missing kana</w:t>
             </w:r>
@@ -1010,7 +823,7 @@
                 <w:b/>
                 <w:i w:val="0"/>
                 <w:color w:val="FFFFFF"/>
-                <w:sz w:val="18"/>
+                <w:sz w:val="16"/>
               </w:rPr>
               <w:t>Your answer</w:t>
             </w:r>
@@ -1035,7 +848,7 @@
                 <w:b/>
                 <w:i w:val="0"/>
                 <w:color w:val="1A3A5C"/>
-                <w:sz w:val="22"/>
+                <w:sz w:val="20"/>
               </w:rPr>
               <w:t>わ  __  ん</w:t>
             </w:r>
@@ -1058,7 +871,7 @@
                 <w:b w:val="0"/>
                 <w:i w:val="0"/>
                 <w:color w:val="1A1A2E"/>
-                <w:sz w:val="18"/>
+                <w:sz w:val="16"/>
               </w:rPr>
               <w:t>__________________</w:t>
             </w:r>
@@ -1066,6 +879,43 @@
         </w:tc>
       </w:tr>
     </w:tbl>
+    <w:p>
+      <w:pPr>
+        <w:spacing w:after="0"/>
+      </w:pPr>
+    </w:p>
+    <w:p>
+      <w:pPr>
+        <w:spacing w:before="60" w:after="40"/>
+        <w:ind w:left="170"/>
+        <w:shd w:val="clear" w:color="auto" w:fill="007A87"/>
+      </w:pPr>
+      <w:r>
+        <w:rPr>
+          <w:rFonts w:ascii="Calibri" w:hAnsi="Calibri"/>
+          <w:b/>
+          <w:i w:val="0"/>
+          <w:color w:val="FFFFFF"/>
+          <w:sz w:val="24"/>
+        </w:rPr>
+        <w:t>Unit 3 — Find the Odd One Out</w:t>
+      </w:r>
+    </w:p>
+    <w:p>
+      <w:pPr>
+        <w:spacing w:before="0" w:after="20"/>
+      </w:pPr>
+      <w:r>
+        <w:rPr>
+          <w:rFonts w:ascii="Calibri" w:hAnsi="Calibri"/>
+          <w:b w:val="0"/>
+          <w:i w:val="0"/>
+          <w:color w:val="1A1A2E"/>
+          <w:sz w:val="16"/>
+        </w:rPr>
+        <w:t>Write the one kana that does not belong.</w:t>
+      </w:r>
+    </w:p>
     <w:tbl>
       <w:tblPr>
         <w:tblStyle w:val="TableGrid"/>
@@ -1094,7 +944,7 @@
                 <w:b/>
                 <w:i w:val="0"/>
                 <w:color w:val="FFFFFF"/>
-                <w:sz w:val="18"/>
+                <w:sz w:val="16"/>
               </w:rPr>
               <w:t>Circle the kana that does not belong</w:t>
             </w:r>
@@ -1117,7 +967,7 @@
                 <w:b/>
                 <w:i w:val="0"/>
                 <w:color w:val="FFFFFF"/>
-                <w:sz w:val="18"/>
+                <w:sz w:val="16"/>
               </w:rPr>
               <w:t>Your answer</w:t>
             </w:r>
@@ -1142,7 +992,7 @@
                 <w:b/>
                 <w:i w:val="0"/>
                 <w:color w:val="1A3A5C"/>
-                <w:sz w:val="22"/>
+                <w:sz w:val="20"/>
               </w:rPr>
               <w:t>ら   わ   を   ん</w:t>
             </w:r>
@@ -1165,7 +1015,7 @@
                 <w:b w:val="0"/>
                 <w:i w:val="0"/>
                 <w:color w:val="1A1A2E"/>
-                <w:sz w:val="18"/>
+                <w:sz w:val="16"/>
               </w:rPr>
               <w:t>________</w:t>
             </w:r>
@@ -1190,7 +1040,7 @@
                 <w:b/>
                 <w:i w:val="0"/>
                 <w:color w:val="1A3A5C"/>
-                <w:sz w:val="22"/>
+                <w:sz w:val="20"/>
               </w:rPr>
               <w:t>わ   り   を   ん</w:t>
             </w:r>
@@ -1213,7 +1063,197 @@
                 <w:b w:val="0"/>
                 <w:i w:val="0"/>
                 <w:color w:val="1A1A2E"/>
-                <w:sz w:val="18"/>
+                <w:sz w:val="16"/>
+              </w:rPr>
+              <w:t>________</w:t>
+            </w:r>
+          </w:p>
+        </w:tc>
+      </w:tr>
+    </w:tbl>
+    <w:p>
+      <w:pPr>
+        <w:spacing w:after="0"/>
+      </w:pPr>
+    </w:p>
+    <w:p>
+      <w:pPr>
+        <w:spacing w:before="60" w:after="40"/>
+        <w:ind w:left="170"/>
+        <w:shd w:val="clear" w:color="auto" w:fill="E6A817"/>
+      </w:pPr>
+      <w:r>
+        <w:rPr>
+          <w:rFonts w:ascii="Calibri" w:hAnsi="Calibri"/>
+          <w:b/>
+          <w:i w:val="0"/>
+          <w:color w:val="FFFFFF"/>
+          <w:sz w:val="24"/>
+        </w:rPr>
+        <w:t>Unit 4 — True or False</w:t>
+      </w:r>
+    </w:p>
+    <w:p>
+      <w:pPr>
+        <w:spacing w:before="0" w:after="20"/>
+      </w:pPr>
+      <w:r>
+        <w:rPr>
+          <w:rFonts w:ascii="Calibri" w:hAnsi="Calibri"/>
+          <w:b w:val="0"/>
+          <w:i w:val="0"/>
+          <w:color w:val="1A1A2E"/>
+          <w:sz w:val="16"/>
+        </w:rPr>
+        <w:t>Write True or False for each sentence.</w:t>
+      </w:r>
+    </w:p>
+    <w:tbl>
+      <w:tblPr>
+        <w:tblStyle w:val="TableGrid"/>
+        <w:tblW w:type="auto" w:w="0"/>
+        <w:tblLook w:firstColumn="1" w:firstRow="1" w:lastColumn="0" w:lastRow="0" w:noHBand="0" w:noVBand="1" w:val="04A0"/>
+      </w:tblPr>
+      <w:tblGrid>
+        <w:gridCol w:w="5832"/>
+        <w:gridCol w:w="5832"/>
+      </w:tblGrid>
+      <w:tr>
+        <w:tc>
+          <w:tcPr>
+            <w:tcW w:type="dxa" w:w="5832"/>
+            <w:shd w:val="clear" w:color="auto" w:fill="1A3A5C"/>
+            <w:vAlign w:val="center"/>
+          </w:tcPr>
+          <w:p>
+            <w:pPr>
+              <w:spacing w:before="20" w:after="20"/>
+              <w:jc w:val="center"/>
+            </w:pPr>
+            <w:r>
+              <w:rPr>
+                <w:rFonts w:ascii="Calibri" w:hAnsi="Calibri"/>
+                <w:b/>
+                <w:i w:val="0"/>
+                <w:color w:val="FFFFFF"/>
+                <w:sz w:val="16"/>
+              </w:rPr>
+              <w:t>Statement</w:t>
+            </w:r>
+          </w:p>
+        </w:tc>
+        <w:tc>
+          <w:tcPr>
+            <w:tcW w:type="dxa" w:w="5832"/>
+            <w:shd w:val="clear" w:color="auto" w:fill="1A3A5C"/>
+            <w:vAlign w:val="center"/>
+          </w:tcPr>
+          <w:p>
+            <w:pPr>
+              <w:spacing w:before="20" w:after="20"/>
+              <w:jc w:val="center"/>
+            </w:pPr>
+            <w:r>
+              <w:rPr>
+                <w:rFonts w:ascii="Calibri" w:hAnsi="Calibri"/>
+                <w:b/>
+                <w:i w:val="0"/>
+                <w:color w:val="FFFFFF"/>
+                <w:sz w:val="16"/>
+              </w:rPr>
+              <w:t>True / False</w:t>
+            </w:r>
+          </w:p>
+        </w:tc>
+      </w:tr>
+      <w:tr>
+        <w:tc>
+          <w:tcPr>
+            <w:tcW w:type="dxa" w:w="5832"/>
+            <w:shd w:val="clear" w:color="auto" w:fill="F0F6FA"/>
+            <w:vAlign w:val="center"/>
+          </w:tcPr>
+          <w:p>
+            <w:pPr>
+              <w:spacing w:before="20" w:after="20"/>
+            </w:pPr>
+            <w:r>
+              <w:rPr>
+                <w:rFonts w:ascii="Calibri" w:hAnsi="Calibri"/>
+                <w:b w:val="0"/>
+                <w:i w:val="0"/>
+                <w:color w:val="1A1A2E"/>
+                <w:sz w:val="14"/>
+              </w:rPr>
+              <w:t>This set has 3 kana.</w:t>
+            </w:r>
+          </w:p>
+        </w:tc>
+        <w:tc>
+          <w:tcPr>
+            <w:tcW w:type="dxa" w:w="5832"/>
+            <w:shd w:val="clear" w:color="auto" w:fill="F0F6FA"/>
+            <w:vAlign w:val="center"/>
+          </w:tcPr>
+          <w:p>
+            <w:pPr>
+              <w:spacing w:before="20" w:after="20"/>
+              <w:jc w:val="center"/>
+            </w:pPr>
+            <w:r>
+              <w:rPr>
+                <w:rFonts w:ascii="Calibri" w:hAnsi="Calibri"/>
+                <w:b w:val="0"/>
+                <w:i w:val="0"/>
+                <w:color w:val="1A1A2E"/>
+                <w:sz w:val="16"/>
+              </w:rPr>
+              <w:t>________</w:t>
+            </w:r>
+          </w:p>
+        </w:tc>
+      </w:tr>
+      <w:tr>
+        <w:tc>
+          <w:tcPr>
+            <w:tcW w:type="dxa" w:w="5832"/>
+            <w:shd w:val="clear" w:color="auto" w:fill="FFFFFF"/>
+            <w:vAlign w:val="center"/>
+          </w:tcPr>
+          <w:p>
+            <w:pPr>
+              <w:spacing w:before="20" w:after="20"/>
+            </w:pPr>
+            <w:r>
+              <w:rPr>
+                <w:rFonts w:ascii="Calibri" w:hAnsi="Calibri"/>
+                <w:b w:val="0"/>
+                <w:i w:val="0"/>
+                <w:color w:val="1A1A2E"/>
+                <w:sz w:val="14"/>
+              </w:rPr>
+              <w:t>This set uses all five vowel positions.</w:t>
+            </w:r>
+          </w:p>
+        </w:tc>
+        <w:tc>
+          <w:tcPr>
+            <w:tcW w:type="dxa" w:w="5832"/>
+            <w:shd w:val="clear" w:color="auto" w:fill="FFFFFF"/>
+            <w:vAlign w:val="center"/>
+          </w:tcPr>
+          <w:p>
+            <w:pPr>
+              <w:spacing w:before="20" w:after="20"/>
+              <w:jc w:val="center"/>
+            </w:pPr>
+            <w:r>
+              <w:rPr>
+                <w:rFonts w:ascii="Calibri" w:hAnsi="Calibri"/>
+                <w:b w:val="0"/>
+                <w:i w:val="0"/>
+                <w:color w:val="1A1A2E"/>
+                <w:sz w:val="16"/>
               </w:rPr>
               <w:t>________</w:t>
             </w:r>
@@ -1479,7 +1519,7 @@
           <w:color w:val="FFFFFF"/>
           <w:sz w:val="24"/>
         </w:rPr>
-        <w:t>Activity 1 Answers</w:t>
+        <w:t>Unit 1 Answers</w:t>
       </w:r>
     </w:p>
     <w:tbl>
@@ -1704,7 +1744,7 @@
           <w:color w:val="FFFFFF"/>
           <w:sz w:val="24"/>
         </w:rPr>
-        <w:t>Activity 2 Answers</w:t>
+        <w:t>Unit 2 Answers</w:t>
       </w:r>
     </w:p>
     <w:tbl>
@@ -1814,6 +1854,28 @@
         </w:tc>
       </w:tr>
     </w:tbl>
+    <w:p>
+      <w:pPr>
+        <w:spacing w:after="0"/>
+      </w:pPr>
+    </w:p>
+    <w:p>
+      <w:pPr>
+        <w:spacing w:before="60" w:after="40"/>
+        <w:ind w:left="170"/>
+        <w:shd w:val="clear" w:color="auto" w:fill="007A87"/>
+      </w:pPr>
+      <w:r>
+        <w:rPr>
+          <w:rFonts w:ascii="Calibri" w:hAnsi="Calibri"/>
+          <w:b/>
+          <w:i w:val="0"/>
+          <w:color w:val="FFFFFF"/>
+          <w:sz w:val="24"/>
+        </w:rPr>
+        <w:t>Unit 3 Answers</w:t>
+      </w:r>
+    </w:p>
     <w:tbl>
       <w:tblPr>
         <w:tblStyle w:val="TableGrid"/>
@@ -1964,6 +2026,181 @@
                 <w:sz w:val="18"/>
               </w:rPr>
               <w:t>り</w:t>
+            </w:r>
+          </w:p>
+        </w:tc>
+      </w:tr>
+    </w:tbl>
+    <w:p>
+      <w:pPr>
+        <w:spacing w:after="0"/>
+      </w:pPr>
+    </w:p>
+    <w:p>
+      <w:pPr>
+        <w:spacing w:before="60" w:after="40"/>
+        <w:ind w:left="170"/>
+        <w:shd w:val="clear" w:color="auto" w:fill="E6A817"/>
+      </w:pPr>
+      <w:r>
+        <w:rPr>
+          <w:rFonts w:ascii="Calibri" w:hAnsi="Calibri"/>
+          <w:b/>
+          <w:i w:val="0"/>
+          <w:color w:val="FFFFFF"/>
+          <w:sz w:val="24"/>
+        </w:rPr>
+        <w:t>Unit 4 Answers</w:t>
+      </w:r>
+    </w:p>
+    <w:tbl>
+      <w:tblPr>
+        <w:tblStyle w:val="TableGrid"/>
+        <w:tblW w:type="auto" w:w="0"/>
+        <w:tblLook w:firstColumn="1" w:firstRow="1" w:lastColumn="0" w:lastRow="0" w:noHBand="0" w:noVBand="1" w:val="04A0"/>
+      </w:tblPr>
+      <w:tblGrid>
+        <w:gridCol w:w="5832"/>
+        <w:gridCol w:w="5832"/>
+      </w:tblGrid>
+      <w:tr>
+        <w:tc>
+          <w:tcPr>
+            <w:tcW w:type="dxa" w:w="5832"/>
+            <w:shd w:val="clear" w:color="auto" w:fill="1A3A5C"/>
+            <w:vAlign w:val="center"/>
+          </w:tcPr>
+          <w:p>
+            <w:pPr>
+              <w:spacing w:before="20" w:after="20"/>
+              <w:jc w:val="center"/>
+            </w:pPr>
+            <w:r>
+              <w:rPr>
+                <w:rFonts w:ascii="Calibri" w:hAnsi="Calibri"/>
+                <w:b/>
+                <w:i w:val="0"/>
+                <w:color w:val="FFFFFF"/>
+                <w:sz w:val="18"/>
+              </w:rPr>
+              <w:t>Statement</w:t>
+            </w:r>
+          </w:p>
+        </w:tc>
+        <w:tc>
+          <w:tcPr>
+            <w:tcW w:type="dxa" w:w="5832"/>
+            <w:shd w:val="clear" w:color="auto" w:fill="1A3A5C"/>
+            <w:vAlign w:val="center"/>
+          </w:tcPr>
+          <w:p>
+            <w:pPr>
+              <w:spacing w:before="20" w:after="20"/>
+              <w:jc w:val="center"/>
+            </w:pPr>
+            <w:r>
+              <w:rPr>
+                <w:rFonts w:ascii="Calibri" w:hAnsi="Calibri"/>
+                <w:b/>
+                <w:i w:val="0"/>
+                <w:color w:val="FFFFFF"/>
+                <w:sz w:val="18"/>
+              </w:rPr>
+              <w:t>Answer</w:t>
+            </w:r>
+          </w:p>
+        </w:tc>
+      </w:tr>
+      <w:tr>
+        <w:tc>
+          <w:tcPr>
+            <w:tcW w:type="dxa" w:w="5832"/>
+            <w:shd w:val="clear" w:color="auto" w:fill="F0F6FA"/>
+            <w:vAlign w:val="center"/>
+          </w:tcPr>
+          <w:p>
+            <w:pPr>
+              <w:spacing w:before="20" w:after="20"/>
+            </w:pPr>
+            <w:r>
+              <w:rPr>
+                <w:rFonts w:ascii="Calibri" w:hAnsi="Calibri"/>
+                <w:b w:val="0"/>
+                <w:i w:val="0"/>
+                <w:color w:val="1A1A2E"/>
+                <w:sz w:val="16"/>
+              </w:rPr>
+              <w:t>This set has 3 kana.</w:t>
+            </w:r>
+          </w:p>
+        </w:tc>
+        <w:tc>
+          <w:tcPr>
+            <w:tcW w:type="dxa" w:w="5832"/>
+            <w:shd w:val="clear" w:color="auto" w:fill="F0F6FA"/>
+            <w:vAlign w:val="center"/>
+          </w:tcPr>
+          <w:p>
+            <w:pPr>
+              <w:spacing w:before="20" w:after="20"/>
+              <w:jc w:val="center"/>
+            </w:pPr>
+            <w:r>
+              <w:rPr>
+                <w:rFonts w:ascii="Calibri" w:hAnsi="Calibri"/>
+                <w:b/>
+                <w:i w:val="0"/>
+                <w:color w:val="007A87"/>
+                <w:sz w:val="18"/>
+              </w:rPr>
+              <w:t>True</w:t>
+            </w:r>
+          </w:p>
+        </w:tc>
+      </w:tr>
+      <w:tr>
+        <w:tc>
+          <w:tcPr>
+            <w:tcW w:type="dxa" w:w="5832"/>
+            <w:shd w:val="clear" w:color="auto" w:fill="FFFFFF"/>
+            <w:vAlign w:val="center"/>
+          </w:tcPr>
+          <w:p>
+            <w:pPr>
+              <w:spacing w:before="20" w:after="20"/>
+            </w:pPr>
+            <w:r>
+              <w:rPr>
+                <w:rFonts w:ascii="Calibri" w:hAnsi="Calibri"/>
+                <w:b w:val="0"/>
+                <w:i w:val="0"/>
+                <w:color w:val="1A1A2E"/>
+                <w:sz w:val="16"/>
+              </w:rPr>
+              <w:t>This set uses all five vowel positions.</w:t>
+            </w:r>
+          </w:p>
+        </w:tc>
+        <w:tc>
+          <w:tcPr>
+            <w:tcW w:type="dxa" w:w="5832"/>
+            <w:shd w:val="clear" w:color="auto" w:fill="FFFFFF"/>
+            <w:vAlign w:val="center"/>
+          </w:tcPr>
+          <w:p>
+            <w:pPr>
+              <w:spacing w:before="20" w:after="20"/>
+              <w:jc w:val="center"/>
+            </w:pPr>
+            <w:r>
+              <w:rPr>
+                <w:rFonts w:ascii="Calibri" w:hAnsi="Calibri"/>
+                <w:b/>
+                <w:i w:val="0"/>
+                <w:color w:val="007A87"/>
+                <w:sz w:val="18"/>
+              </w:rPr>
+              <w:t>False</w:t>
             </w:r>
           </w:p>
         </w:tc>

--- a/japanese_docs/output/docs/hiragana_series/hira_10_w_n.docx
+++ b/japanese_docs/output/docs/hiragana_series/hira_10_w_n.docx
@@ -66,7 +66,7 @@
                 <w:color w:val="FFFFFF"/>
                 <w:sz w:val="20"/>
               </w:rPr>
-              <w:t>Student Worksheet  ·  Page 1 of 2</w:t>
+              <w:t>Student Worksheet  ·  Page 1 of 3</w:t>
             </w:r>
           </w:p>
         </w:tc>
@@ -737,6 +737,30 @@
     </w:tbl>
     <w:p>
       <w:pPr>
+        <w:spacing w:before="0" w:after="0"/>
+      </w:pPr>
+      <w:r>
+        <w:br w:type="page"/>
+      </w:r>
+    </w:p>
+    <w:p>
+      <w:pPr>
+        <w:spacing w:before="0" w:after="40"/>
+        <w:jc w:val="center"/>
+      </w:pPr>
+      <w:r>
+        <w:rPr>
+          <w:rFonts w:ascii="Calibri" w:hAnsi="Calibri"/>
+          <w:b w:val="0"/>
+          <w:i w:val="0"/>
+          <w:color w:val="6B7B8D"/>
+          <w:sz w:val="20"/>
+        </w:rPr>
+        <w:t>Student Worksheet  ·  Page 2 of 3</w:t>
+      </w:r>
+    </w:p>
+    <w:p>
+      <w:pPr>
         <w:spacing w:after="0"/>
       </w:pPr>
     </w:p>
@@ -1282,7 +1306,7 @@
           <w:color w:val="6B7B8D"/>
           <w:sz w:val="20"/>
         </w:rPr>
-        <w:t>Reference &amp; Answer Key  ·  Page 2 of 2</w:t>
+        <w:t>Reference &amp; Answer Key  ·  Page 3 of 3</w:t>
       </w:r>
     </w:p>
     <w:p>

--- a/japanese_docs/output/docs/hiragana_series/hira_10_w_n.docx
+++ b/japanese_docs/output/docs/hiragana_series/hira_10_w_n.docx
@@ -1338,7 +1338,7 @@
           <w:color w:val="1A1A2E"/>
           <w:sz w:val="18"/>
         </w:rPr>
-        <w:t>Use this page as a reference after students finish page 1.</w:t>
+        <w:t>Use this page as a reference after students finish pages 1 and 2.</w:t>
       </w:r>
     </w:p>
     <w:tbl>
@@ -1499,28 +1499,96 @@
         <w:tc>
           <w:tcPr>
             <w:tcW w:type="dxa" w:w="5832"/>
+            <w:shd w:val="clear" w:color="auto" w:fill="F0F6FA"/>
+            <w:vAlign w:val="center"/>
           </w:tcPr>
-          <w:p/>
+          <w:p>
+            <w:pPr>
+              <w:spacing w:before="20" w:after="20"/>
+              <w:jc w:val="center"/>
+            </w:pPr>
+            <w:r>
+              <w:rPr>
+                <w:rFonts w:ascii="Calibri" w:hAnsi="Calibri"/>
+                <w:b/>
+                <w:i w:val="0"/>
+                <w:color w:val="1A3A5C"/>
+                <w:sz w:val="24"/>
+              </w:rPr>
+              <w:t>わん</w:t>
+            </w:r>
+          </w:p>
         </w:tc>
         <w:tc>
           <w:tcPr>
             <w:tcW w:type="dxa" w:w="5832"/>
+            <w:shd w:val="clear" w:color="auto" w:fill="F0F6FA"/>
+            <w:vAlign w:val="center"/>
           </w:tcPr>
-          <w:p/>
+          <w:p>
+            <w:pPr>
+              <w:spacing w:before="20" w:after="20"/>
+              <w:jc w:val="center"/>
+            </w:pPr>
+            <w:r>
+              <w:rPr>
+                <w:rFonts w:ascii="Calibri" w:hAnsi="Calibri"/>
+                <w:b w:val="0"/>
+                <w:i w:val="0"/>
+                <w:color w:val="1A1A2E"/>
+                <w:sz w:val="18"/>
+              </w:rPr>
+              <w:t>wa-n</w:t>
+            </w:r>
+          </w:p>
         </w:tc>
       </w:tr>
       <w:tr>
         <w:tc>
           <w:tcPr>
             <w:tcW w:type="dxa" w:w="5832"/>
+            <w:shd w:val="clear" w:color="auto" w:fill="FFFFFF"/>
+            <w:vAlign w:val="center"/>
           </w:tcPr>
-          <w:p/>
+          <w:p>
+            <w:pPr>
+              <w:spacing w:before="20" w:after="20"/>
+              <w:jc w:val="center"/>
+            </w:pPr>
+            <w:r>
+              <w:rPr>
+                <w:rFonts w:ascii="Calibri" w:hAnsi="Calibri"/>
+                <w:b/>
+                <w:i w:val="0"/>
+                <w:color w:val="1A3A5C"/>
+                <w:sz w:val="24"/>
+              </w:rPr>
+              <w:t>んわ</w:t>
+            </w:r>
+          </w:p>
         </w:tc>
         <w:tc>
           <w:tcPr>
             <w:tcW w:type="dxa" w:w="5832"/>
+            <w:shd w:val="clear" w:color="auto" w:fill="FFFFFF"/>
+            <w:vAlign w:val="center"/>
           </w:tcPr>
-          <w:p/>
+          <w:p>
+            <w:pPr>
+              <w:spacing w:before="20" w:after="20"/>
+              <w:jc w:val="center"/>
+            </w:pPr>
+            <w:r>
+              <w:rPr>
+                <w:rFonts w:ascii="Calibri" w:hAnsi="Calibri"/>
+                <w:b w:val="0"/>
+                <w:i w:val="0"/>
+                <w:color w:val="1A1A2E"/>
+                <w:sz w:val="18"/>
+              </w:rPr>
+              <w:t>n-wa</w:t>
+            </w:r>
+          </w:p>
         </w:tc>
       </w:tr>
     </w:tbl>
@@ -2354,6 +2422,131 @@
         <w:t>を is mainly used as a grammar particle, but beginners still learn it in the chart.</w:t>
       </w:r>
     </w:p>
+    <w:p>
+      <w:pPr>
+        <w:spacing w:after="0"/>
+      </w:pPr>
+    </w:p>
+    <w:p>
+      <w:pPr>
+        <w:spacing w:before="80" w:after="40"/>
+      </w:pPr>
+      <w:r>
+        <w:rPr>
+          <w:rFonts w:ascii="Calibri" w:hAnsi="Calibri"/>
+          <w:b/>
+          <w:i w:val="0"/>
+          <w:color w:val="007A87"/>
+          <w:sz w:val="24"/>
+        </w:rPr>
+        <w:t>Memory helper</w:t>
+      </w:r>
+    </w:p>
+    <w:tbl>
+      <w:tblPr>
+        <w:tblStyle w:val="TableGrid"/>
+        <w:tblW w:type="auto" w:w="0"/>
+        <w:tblLook w:firstColumn="1" w:firstRow="1" w:lastColumn="0" w:lastRow="0" w:noHBand="0" w:noVBand="1" w:val="04A0"/>
+      </w:tblPr>
+      <w:tblGrid>
+        <w:gridCol w:w="5832"/>
+        <w:gridCol w:w="5832"/>
+      </w:tblGrid>
+      <w:tr>
+        <w:tc>
+          <w:tcPr>
+            <w:tcW w:type="dxa" w:w="5832"/>
+            <w:shd w:val="clear" w:color="auto" w:fill="F0F6FA"/>
+            <w:vAlign w:val="center"/>
+          </w:tcPr>
+          <w:p>
+            <w:pPr>
+              <w:spacing w:before="20" w:after="20"/>
+            </w:pPr>
+            <w:r>
+              <w:rPr>
+                <w:rFonts w:ascii="Calibri" w:hAnsi="Calibri"/>
+                <w:b/>
+                <w:i w:val="0"/>
+                <w:color w:val="007A87"/>
+                <w:sz w:val="18"/>
+              </w:rPr>
+              <w:t>Set order</w:t>
+            </w:r>
+          </w:p>
+        </w:tc>
+        <w:tc>
+          <w:tcPr>
+            <w:tcW w:type="dxa" w:w="5832"/>
+            <w:shd w:val="clear" w:color="auto" w:fill="F0F6FA"/>
+            <w:vAlign w:val="center"/>
+          </w:tcPr>
+          <w:p>
+            <w:pPr>
+              <w:spacing w:before="20" w:after="20"/>
+              <w:jc w:val="center"/>
+            </w:pPr>
+            <w:r>
+              <w:rPr>
+                <w:rFonts w:ascii="Calibri" w:hAnsi="Calibri"/>
+                <w:b w:val="0"/>
+                <w:i w:val="0"/>
+                <w:color w:val="1A1A2E"/>
+                <w:sz w:val="18"/>
+              </w:rPr>
+              <w:t>わ, を, ん</w:t>
+            </w:r>
+          </w:p>
+        </w:tc>
+      </w:tr>
+      <w:tr>
+        <w:tc>
+          <w:tcPr>
+            <w:tcW w:type="dxa" w:w="5832"/>
+            <w:shd w:val="clear" w:color="auto" w:fill="FFFFFF"/>
+            <w:vAlign w:val="center"/>
+          </w:tcPr>
+          <w:p>
+            <w:pPr>
+              <w:spacing w:before="20" w:after="20"/>
+            </w:pPr>
+            <w:r>
+              <w:rPr>
+                <w:rFonts w:ascii="Calibri" w:hAnsi="Calibri"/>
+                <w:b/>
+                <w:i w:val="0"/>
+                <w:color w:val="007A87"/>
+                <w:sz w:val="18"/>
+              </w:rPr>
+              <w:t>Sound order</w:t>
+            </w:r>
+          </w:p>
+        </w:tc>
+        <w:tc>
+          <w:tcPr>
+            <w:tcW w:type="dxa" w:w="5832"/>
+            <w:shd w:val="clear" w:color="auto" w:fill="FFFFFF"/>
+            <w:vAlign w:val="center"/>
+          </w:tcPr>
+          <w:p>
+            <w:pPr>
+              <w:spacing w:before="20" w:after="20"/>
+              <w:jc w:val="center"/>
+            </w:pPr>
+            <w:r>
+              <w:rPr>
+                <w:rFonts w:ascii="Calibri" w:hAnsi="Calibri"/>
+                <w:b w:val="0"/>
+                <w:i w:val="0"/>
+                <w:color w:val="1A1A2E"/>
+                <w:sz w:val="18"/>
+              </w:rPr>
+              <w:t>wa, o, n</w:t>
+            </w:r>
+          </w:p>
+        </w:tc>
+      </w:tr>
+    </w:tbl>
     <w:sectPr>
       <w:footerReference w:type="default" r:id="rId9"/>
       <w:pgSz w:w="12240" w:h="15840"/>

--- a/japanese_docs/output/docs/hiragana_series/hira_10_w_n.docx
+++ b/japanese_docs/output/docs/hiragana_series/hira_10_w_n.docx
@@ -793,7 +793,17 @@
           <w:color w:val="1A1A2E"/>
           <w:sz w:val="16"/>
         </w:rPr>
-        <w:t>Fill in the missing kana to complete the row.</w:t>
+        <w:t xml:space="preserve">Fill in the missing kana to complete each pattern. </w:t>
+      </w:r>
+      <w:r>
+        <w:rPr>
+          <w:rFonts w:ascii="Calibri" w:hAnsi="Calibri"/>
+          <w:b/>
+          <w:i w:val="0"/>
+          <w:color w:val="007A87"/>
+          <w:sz w:val="16"/>
+        </w:rPr>
+        <w:t>Use the row order to help you.</w:t>
       </w:r>
     </w:p>
     <w:tbl>
@@ -902,6 +912,54 @@
           </w:p>
         </w:tc>
       </w:tr>
+      <w:tr>
+        <w:tc>
+          <w:tcPr>
+            <w:tcW w:type="dxa" w:w="5832"/>
+            <w:shd w:val="clear" w:color="auto" w:fill="FFFFFF"/>
+            <w:vAlign w:val="center"/>
+          </w:tcPr>
+          <w:p>
+            <w:pPr>
+              <w:spacing w:before="20" w:after="20"/>
+              <w:jc w:val="center"/>
+            </w:pPr>
+            <w:r>
+              <w:rPr>
+                <w:rFonts w:ascii="Calibri" w:hAnsi="Calibri"/>
+                <w:b/>
+                <w:i w:val="0"/>
+                <w:color w:val="1A3A5C"/>
+                <w:sz w:val="20"/>
+              </w:rPr>
+              <w:t>__  を  __</w:t>
+            </w:r>
+          </w:p>
+        </w:tc>
+        <w:tc>
+          <w:tcPr>
+            <w:tcW w:type="dxa" w:w="5832"/>
+            <w:shd w:val="clear" w:color="auto" w:fill="FFFFFF"/>
+            <w:vAlign w:val="center"/>
+          </w:tcPr>
+          <w:p>
+            <w:pPr>
+              <w:spacing w:before="20" w:after="20"/>
+              <w:jc w:val="center"/>
+            </w:pPr>
+            <w:r>
+              <w:rPr>
+                <w:rFonts w:ascii="Calibri" w:hAnsi="Calibri"/>
+                <w:b w:val="0"/>
+                <w:i w:val="0"/>
+                <w:color w:val="1A1A2E"/>
+                <w:sz w:val="16"/>
+              </w:rPr>
+              <w:t>__________________</w:t>
+            </w:r>
+          </w:p>
+        </w:tc>
+      </w:tr>
     </w:tbl>
     <w:p>
       <w:pPr>
@@ -935,6 +993,16 @@
           <w:b w:val="0"/>
           <w:i w:val="0"/>
           <w:color w:val="1A1A2E"/>
+          <w:sz w:val="16"/>
+        </w:rPr>
+        <w:t xml:space="preserve">Most kana in each line belong to this set. </w:t>
+      </w:r>
+      <w:r>
+        <w:rPr>
+          <w:rFonts w:ascii="Calibri" w:hAnsi="Calibri"/>
+          <w:b/>
+          <w:i w:val="0"/>
+          <w:color w:val="1A3A5C"/>
           <w:sz w:val="16"/>
         </w:rPr>
         <w:t>Write the one kana that does not belong.</w:t>
@@ -1094,6 +1162,54 @@
           </w:p>
         </w:tc>
       </w:tr>
+      <w:tr>
+        <w:tc>
+          <w:tcPr>
+            <w:tcW w:type="dxa" w:w="5832"/>
+            <w:shd w:val="clear" w:color="auto" w:fill="D4F1F4"/>
+            <w:vAlign w:val="center"/>
+          </w:tcPr>
+          <w:p>
+            <w:pPr>
+              <w:spacing w:before="20" w:after="20"/>
+              <w:jc w:val="center"/>
+            </w:pPr>
+            <w:r>
+              <w:rPr>
+                <w:rFonts w:ascii="Calibri" w:hAnsi="Calibri"/>
+                <w:b/>
+                <w:i w:val="0"/>
+                <w:color w:val="1A3A5C"/>
+                <w:sz w:val="20"/>
+              </w:rPr>
+              <w:t>わ   を   る   ん</w:t>
+            </w:r>
+          </w:p>
+        </w:tc>
+        <w:tc>
+          <w:tcPr>
+            <w:tcW w:type="dxa" w:w="5832"/>
+            <w:shd w:val="clear" w:color="auto" w:fill="D4F1F4"/>
+            <w:vAlign w:val="center"/>
+          </w:tcPr>
+          <w:p>
+            <w:pPr>
+              <w:spacing w:before="20" w:after="20"/>
+              <w:jc w:val="center"/>
+            </w:pPr>
+            <w:r>
+              <w:rPr>
+                <w:rFonts w:ascii="Calibri" w:hAnsi="Calibri"/>
+                <w:b w:val="0"/>
+                <w:i w:val="0"/>
+                <w:color w:val="1A1A2E"/>
+                <w:sz w:val="16"/>
+              </w:rPr>
+              <w:t>________</w:t>
+            </w:r>
+          </w:p>
+        </w:tc>
+      </w:tr>
     </w:tbl>
     <w:p>
       <w:pPr>
@@ -1129,7 +1245,47 @@
           <w:color w:val="1A1A2E"/>
           <w:sz w:val="16"/>
         </w:rPr>
-        <w:t>Write True or False for each sentence.</w:t>
+        <w:t xml:space="preserve">Read each sentence about the set and write </w:t>
+      </w:r>
+      <w:r>
+        <w:rPr>
+          <w:rFonts w:ascii="Calibri" w:hAnsi="Calibri"/>
+          <w:b/>
+          <w:i w:val="0"/>
+          <w:color w:val="007A87"/>
+          <w:sz w:val="16"/>
+        </w:rPr>
+        <w:t>True</w:t>
+      </w:r>
+      <w:r>
+        <w:rPr>
+          <w:rFonts w:ascii="Calibri" w:hAnsi="Calibri"/>
+          <w:b w:val="0"/>
+          <w:i w:val="0"/>
+          <w:color w:val="1A1A2E"/>
+          <w:sz w:val="16"/>
+        </w:rPr>
+        <w:t xml:space="preserve"> or </w:t>
+      </w:r>
+      <w:r>
+        <w:rPr>
+          <w:rFonts w:ascii="Calibri" w:hAnsi="Calibri"/>
+          <w:b/>
+          <w:i w:val="0"/>
+          <w:color w:val="1A3A5C"/>
+          <w:sz w:val="16"/>
+        </w:rPr>
+        <w:t>False</w:t>
+      </w:r>
+      <w:r>
+        <w:rPr>
+          <w:rFonts w:ascii="Calibri" w:hAnsi="Calibri"/>
+          <w:b w:val="0"/>
+          <w:i w:val="0"/>
+          <w:color w:val="1A1A2E"/>
+          <w:sz w:val="16"/>
+        </w:rPr>
+        <w:t>.</w:t>
       </w:r>
     </w:p>
     <w:tbl>
@@ -1264,6 +1420,53 @@
           <w:tcPr>
             <w:tcW w:type="dxa" w:w="5832"/>
             <w:shd w:val="clear" w:color="auto" w:fill="FFFFFF"/>
+            <w:vAlign w:val="center"/>
+          </w:tcPr>
+          <w:p>
+            <w:pPr>
+              <w:spacing w:before="20" w:after="20"/>
+              <w:jc w:val="center"/>
+            </w:pPr>
+            <w:r>
+              <w:rPr>
+                <w:rFonts w:ascii="Calibri" w:hAnsi="Calibri"/>
+                <w:b w:val="0"/>
+                <w:i w:val="0"/>
+                <w:color w:val="1A1A2E"/>
+                <w:sz w:val="16"/>
+              </w:rPr>
+              <w:t>________</w:t>
+            </w:r>
+          </w:p>
+        </w:tc>
+      </w:tr>
+      <w:tr>
+        <w:tc>
+          <w:tcPr>
+            <w:tcW w:type="dxa" w:w="5832"/>
+            <w:shd w:val="clear" w:color="auto" w:fill="F0F6FA"/>
+            <w:vAlign w:val="center"/>
+          </w:tcPr>
+          <w:p>
+            <w:pPr>
+              <w:spacing w:before="20" w:after="20"/>
+            </w:pPr>
+            <w:r>
+              <w:rPr>
+                <w:rFonts w:ascii="Calibri" w:hAnsi="Calibri"/>
+                <w:b w:val="0"/>
+                <w:i w:val="0"/>
+                <w:color w:val="1A1A2E"/>
+                <w:sz w:val="14"/>
+              </w:rPr>
+              <w:t>The first sound in this set is wa.</w:t>
+            </w:r>
+          </w:p>
+        </w:tc>
+        <w:tc>
+          <w:tcPr>
+            <w:tcW w:type="dxa" w:w="5832"/>
+            <w:shd w:val="clear" w:color="auto" w:fill="F0F6FA"/>
             <w:vAlign w:val="center"/>
           </w:tcPr>
           <w:p>
@@ -1945,6 +2148,54 @@
           </w:p>
         </w:tc>
       </w:tr>
+      <w:tr>
+        <w:tc>
+          <w:tcPr>
+            <w:tcW w:type="dxa" w:w="5832"/>
+            <w:shd w:val="clear" w:color="auto" w:fill="FFFFFF"/>
+            <w:vAlign w:val="center"/>
+          </w:tcPr>
+          <w:p>
+            <w:pPr>
+              <w:spacing w:before="20" w:after="20"/>
+              <w:jc w:val="center"/>
+            </w:pPr>
+            <w:r>
+              <w:rPr>
+                <w:rFonts w:ascii="Calibri" w:hAnsi="Calibri"/>
+                <w:b/>
+                <w:i w:val="0"/>
+                <w:color w:val="1A3A5C"/>
+                <w:sz w:val="20"/>
+              </w:rPr>
+              <w:t>__  を  __</w:t>
+            </w:r>
+          </w:p>
+        </w:tc>
+        <w:tc>
+          <w:tcPr>
+            <w:tcW w:type="dxa" w:w="5832"/>
+            <w:shd w:val="clear" w:color="auto" w:fill="FFFFFF"/>
+            <w:vAlign w:val="center"/>
+          </w:tcPr>
+          <w:p>
+            <w:pPr>
+              <w:spacing w:before="20" w:after="20"/>
+              <w:jc w:val="center"/>
+            </w:pPr>
+            <w:r>
+              <w:rPr>
+                <w:rFonts w:ascii="Calibri" w:hAnsi="Calibri"/>
+                <w:b w:val="0"/>
+                <w:i w:val="0"/>
+                <w:color w:val="1A1A2E"/>
+                <w:sz w:val="18"/>
+              </w:rPr>
+              <w:t>わ, ん</w:t>
+            </w:r>
+          </w:p>
+        </w:tc>
+      </w:tr>
     </w:tbl>
     <w:p>
       <w:pPr>
@@ -2118,6 +2369,54 @@
                 <w:sz w:val="18"/>
               </w:rPr>
               <w:t>り</w:t>
+            </w:r>
+          </w:p>
+        </w:tc>
+      </w:tr>
+      <w:tr>
+        <w:tc>
+          <w:tcPr>
+            <w:tcW w:type="dxa" w:w="5832"/>
+            <w:shd w:val="clear" w:color="auto" w:fill="D4F1F4"/>
+            <w:vAlign w:val="center"/>
+          </w:tcPr>
+          <w:p>
+            <w:pPr>
+              <w:spacing w:before="20" w:after="20"/>
+              <w:jc w:val="center"/>
+            </w:pPr>
+            <w:r>
+              <w:rPr>
+                <w:rFonts w:ascii="Calibri" w:hAnsi="Calibri"/>
+                <w:b/>
+                <w:i w:val="0"/>
+                <w:color w:val="1A3A5C"/>
+                <w:sz w:val="20"/>
+              </w:rPr>
+              <w:t>わ   を   る   ん</w:t>
+            </w:r>
+          </w:p>
+        </w:tc>
+        <w:tc>
+          <w:tcPr>
+            <w:tcW w:type="dxa" w:w="5832"/>
+            <w:shd w:val="clear" w:color="auto" w:fill="D4F1F4"/>
+            <w:vAlign w:val="center"/>
+          </w:tcPr>
+          <w:p>
+            <w:pPr>
+              <w:spacing w:before="20" w:after="20"/>
+              <w:jc w:val="center"/>
+            </w:pPr>
+            <w:r>
+              <w:rPr>
+                <w:rFonts w:ascii="Calibri" w:hAnsi="Calibri"/>
+                <w:b w:val="0"/>
+                <w:i w:val="0"/>
+                <w:color w:val="1A1A2E"/>
+                <w:sz w:val="18"/>
+              </w:rPr>
+              <w:t>る</w:t>
             </w:r>
           </w:p>
         </w:tc>
@@ -2297,6 +2596,53 @@
           </w:p>
         </w:tc>
       </w:tr>
+      <w:tr>
+        <w:tc>
+          <w:tcPr>
+            <w:tcW w:type="dxa" w:w="5832"/>
+            <w:shd w:val="clear" w:color="auto" w:fill="F0F6FA"/>
+            <w:vAlign w:val="center"/>
+          </w:tcPr>
+          <w:p>
+            <w:pPr>
+              <w:spacing w:before="20" w:after="20"/>
+            </w:pPr>
+            <w:r>
+              <w:rPr>
+                <w:rFonts w:ascii="Calibri" w:hAnsi="Calibri"/>
+                <w:b w:val="0"/>
+                <w:i w:val="0"/>
+                <w:color w:val="1A1A2E"/>
+                <w:sz w:val="16"/>
+              </w:rPr>
+              <w:t>The first sound in this set is wa.</w:t>
+            </w:r>
+          </w:p>
+        </w:tc>
+        <w:tc>
+          <w:tcPr>
+            <w:tcW w:type="dxa" w:w="5832"/>
+            <w:shd w:val="clear" w:color="auto" w:fill="F0F6FA"/>
+            <w:vAlign w:val="center"/>
+          </w:tcPr>
+          <w:p>
+            <w:pPr>
+              <w:spacing w:before="20" w:after="20"/>
+              <w:jc w:val="center"/>
+            </w:pPr>
+            <w:r>
+              <w:rPr>
+                <w:rFonts w:ascii="Calibri" w:hAnsi="Calibri"/>
+                <w:b/>
+                <w:i w:val="0"/>
+                <w:color w:val="007A87"/>
+                <w:sz w:val="18"/>
+              </w:rPr>
+              <w:t>True</w:t>
+            </w:r>
+          </w:p>
+        </w:tc>
+      </w:tr>
     </w:tbl>
     <w:p>
       <w:pPr>
@@ -2424,129 +2770,30 @@
     </w:p>
     <w:p>
       <w:pPr>
-        <w:spacing w:after="0"/>
-      </w:pPr>
-    </w:p>
-    <w:p>
-      <w:pPr>
-        <w:spacing w:before="80" w:after="40"/>
+        <w:spacing w:before="0" w:after="0"/>
+        <w:ind w:left="340"/>
       </w:pPr>
       <w:r>
         <w:rPr>
           <w:rFonts w:ascii="Calibri" w:hAnsi="Calibri"/>
           <w:b/>
           <w:i w:val="0"/>
-          <w:color w:val="007A87"/>
-          <w:sz w:val="24"/>
+          <w:color w:val="E6A817"/>
+          <w:sz w:val="18"/>
         </w:rPr>
-        <w:t>Memory helper</w:t>
+        <w:t xml:space="preserve">▸ </w:t>
+      </w:r>
+      <w:r>
+        <w:rPr>
+          <w:rFonts w:ascii="Calibri" w:hAnsi="Calibri"/>
+          <w:b w:val="0"/>
+          <w:i w:val="0"/>
+          <w:color w:val="1A1A2E"/>
+          <w:sz w:val="18"/>
+        </w:rPr>
+        <w:t>Set order: わ, を, ん | Sound order: wa, o, n</w:t>
       </w:r>
     </w:p>
-    <w:tbl>
-      <w:tblPr>
-        <w:tblStyle w:val="TableGrid"/>
-        <w:tblW w:type="auto" w:w="0"/>
-        <w:tblLook w:firstColumn="1" w:firstRow="1" w:lastColumn="0" w:lastRow="0" w:noHBand="0" w:noVBand="1" w:val="04A0"/>
-      </w:tblPr>
-      <w:tblGrid>
-        <w:gridCol w:w="5832"/>
-        <w:gridCol w:w="5832"/>
-      </w:tblGrid>
-      <w:tr>
-        <w:tc>
-          <w:tcPr>
-            <w:tcW w:type="dxa" w:w="5832"/>
-            <w:shd w:val="clear" w:color="auto" w:fill="F0F6FA"/>
-            <w:vAlign w:val="center"/>
-          </w:tcPr>
-          <w:p>
-            <w:pPr>
-              <w:spacing w:before="20" w:after="20"/>
-            </w:pPr>
-            <w:r>
-              <w:rPr>
-                <w:rFonts w:ascii="Calibri" w:hAnsi="Calibri"/>
-                <w:b/>
-                <w:i w:val="0"/>
-                <w:color w:val="007A87"/>
-                <w:sz w:val="18"/>
-              </w:rPr>
-              <w:t>Set order</w:t>
-            </w:r>
-          </w:p>
-        </w:tc>
-        <w:tc>
-          <w:tcPr>
-            <w:tcW w:type="dxa" w:w="5832"/>
-            <w:shd w:val="clear" w:color="auto" w:fill="F0F6FA"/>
-            <w:vAlign w:val="center"/>
-          </w:tcPr>
-          <w:p>
-            <w:pPr>
-              <w:spacing w:before="20" w:after="20"/>
-              <w:jc w:val="center"/>
-            </w:pPr>
-            <w:r>
-              <w:rPr>
-                <w:rFonts w:ascii="Calibri" w:hAnsi="Calibri"/>
-                <w:b w:val="0"/>
-                <w:i w:val="0"/>
-                <w:color w:val="1A1A2E"/>
-                <w:sz w:val="18"/>
-              </w:rPr>
-              <w:t>わ, を, ん</w:t>
-            </w:r>
-          </w:p>
-        </w:tc>
-      </w:tr>
-      <w:tr>
-        <w:tc>
-          <w:tcPr>
-            <w:tcW w:type="dxa" w:w="5832"/>
-            <w:shd w:val="clear" w:color="auto" w:fill="FFFFFF"/>
-            <w:vAlign w:val="center"/>
-          </w:tcPr>
-          <w:p>
-            <w:pPr>
-              <w:spacing w:before="20" w:after="20"/>
-            </w:pPr>
-            <w:r>
-              <w:rPr>
-                <w:rFonts w:ascii="Calibri" w:hAnsi="Calibri"/>
-                <w:b/>
-                <w:i w:val="0"/>
-                <w:color w:val="007A87"/>
-                <w:sz w:val="18"/>
-              </w:rPr>
-              <w:t>Sound order</w:t>
-            </w:r>
-          </w:p>
-        </w:tc>
-        <w:tc>
-          <w:tcPr>
-            <w:tcW w:type="dxa" w:w="5832"/>
-            <w:shd w:val="clear" w:color="auto" w:fill="FFFFFF"/>
-            <w:vAlign w:val="center"/>
-          </w:tcPr>
-          <w:p>
-            <w:pPr>
-              <w:spacing w:before="20" w:after="20"/>
-              <w:jc w:val="center"/>
-            </w:pPr>
-            <w:r>
-              <w:rPr>
-                <w:rFonts w:ascii="Calibri" w:hAnsi="Calibri"/>
-                <w:b w:val="0"/>
-                <w:i w:val="0"/>
-                <w:color w:val="1A1A2E"/>
-                <w:sz w:val="18"/>
-              </w:rPr>
-              <w:t>wa, o, n</w:t>
-            </w:r>
-          </w:p>
-        </w:tc>
-      </w:tr>
-    </w:tbl>
     <w:sectPr>
       <w:footerReference w:type="default" r:id="rId9"/>
       <w:pgSz w:w="12240" w:h="15840"/>

--- a/japanese_docs/output/docs/hiragana_series/hira_10_w_n.docx
+++ b/japanese_docs/output/docs/hiragana_series/hira_10_w_n.docx
@@ -737,6 +737,234 @@
     </w:tbl>
     <w:p>
       <w:pPr>
+        <w:spacing w:before="0" w:after="20"/>
+      </w:pPr>
+      <w:r>
+        <w:rPr>
+          <w:rFonts w:ascii="Calibri" w:hAnsi="Calibri"/>
+          <w:b w:val="0"/>
+          <w:i w:val="0"/>
+          <w:color w:val="1A1A2E"/>
+          <w:sz w:val="16"/>
+        </w:rPr>
+        <w:t xml:space="preserve">Now do the reverse. </w:t>
+      </w:r>
+      <w:r>
+        <w:rPr>
+          <w:rFonts w:ascii="Calibri" w:hAnsi="Calibri"/>
+          <w:b/>
+          <w:i w:val="0"/>
+          <w:color w:val="007A87"/>
+          <w:sz w:val="16"/>
+        </w:rPr>
+        <w:t>Write the kana that matches each sound.</w:t>
+      </w:r>
+    </w:p>
+    <w:tbl>
+      <w:tblPr>
+        <w:tblStyle w:val="TableGrid"/>
+        <w:tblW w:type="auto" w:w="0"/>
+        <w:tblLook w:firstColumn="1" w:firstRow="1" w:lastColumn="0" w:lastRow="0" w:noHBand="0" w:noVBand="1" w:val="04A0"/>
+      </w:tblPr>
+      <w:tblGrid>
+        <w:gridCol w:w="5832"/>
+        <w:gridCol w:w="5832"/>
+      </w:tblGrid>
+      <w:tr>
+        <w:tc>
+          <w:tcPr>
+            <w:tcW w:type="dxa" w:w="5832"/>
+            <w:shd w:val="clear" w:color="auto" w:fill="007A87"/>
+            <w:vAlign w:val="center"/>
+          </w:tcPr>
+          <w:p>
+            <w:pPr>
+              <w:spacing w:before="20" w:after="20"/>
+              <w:jc w:val="center"/>
+            </w:pPr>
+            <w:r>
+              <w:rPr>
+                <w:rFonts w:ascii="Calibri" w:hAnsi="Calibri"/>
+                <w:b/>
+                <w:i w:val="0"/>
+                <w:color w:val="FFFFFF"/>
+                <w:sz w:val="16"/>
+              </w:rPr>
+              <w:t>Sound</w:t>
+            </w:r>
+          </w:p>
+        </w:tc>
+        <w:tc>
+          <w:tcPr>
+            <w:tcW w:type="dxa" w:w="5832"/>
+            <w:shd w:val="clear" w:color="auto" w:fill="007A87"/>
+            <w:vAlign w:val="center"/>
+          </w:tcPr>
+          <w:p>
+            <w:pPr>
+              <w:spacing w:before="20" w:after="20"/>
+              <w:jc w:val="center"/>
+            </w:pPr>
+            <w:r>
+              <w:rPr>
+                <w:rFonts w:ascii="Calibri" w:hAnsi="Calibri"/>
+                <w:b/>
+                <w:i w:val="0"/>
+                <w:color w:val="FFFFFF"/>
+                <w:sz w:val="16"/>
+              </w:rPr>
+              <w:t>Write the kana</w:t>
+            </w:r>
+          </w:p>
+        </w:tc>
+      </w:tr>
+      <w:tr>
+        <w:tc>
+          <w:tcPr>
+            <w:tcW w:type="dxa" w:w="5832"/>
+            <w:shd w:val="clear" w:color="auto" w:fill="F0F6FA"/>
+            <w:vAlign w:val="center"/>
+          </w:tcPr>
+          <w:p>
+            <w:pPr>
+              <w:spacing w:before="20" w:after="20"/>
+              <w:jc w:val="center"/>
+            </w:pPr>
+            <w:r>
+              <w:rPr>
+                <w:rFonts w:ascii="Calibri" w:hAnsi="Calibri"/>
+                <w:b/>
+                <w:i w:val="0"/>
+                <w:color w:val="1A3A5C"/>
+                <w:sz w:val="18"/>
+              </w:rPr>
+              <w:t>wa</w:t>
+            </w:r>
+          </w:p>
+        </w:tc>
+        <w:tc>
+          <w:tcPr>
+            <w:tcW w:type="dxa" w:w="5832"/>
+            <w:shd w:val="clear" w:color="auto" w:fill="F0F6FA"/>
+            <w:vAlign w:val="center"/>
+          </w:tcPr>
+          <w:p>
+            <w:pPr>
+              <w:spacing w:before="20" w:after="20"/>
+              <w:jc w:val="center"/>
+            </w:pPr>
+            <w:r>
+              <w:rPr>
+                <w:rFonts w:ascii="Calibri" w:hAnsi="Calibri"/>
+                <w:b w:val="0"/>
+                <w:i w:val="0"/>
+                <w:color w:val="1A1A2E"/>
+                <w:sz w:val="16"/>
+              </w:rPr>
+              <w:t>________</w:t>
+            </w:r>
+          </w:p>
+        </w:tc>
+      </w:tr>
+      <w:tr>
+        <w:tc>
+          <w:tcPr>
+            <w:tcW w:type="dxa" w:w="5832"/>
+            <w:shd w:val="clear" w:color="auto" w:fill="FFFFFF"/>
+            <w:vAlign w:val="center"/>
+          </w:tcPr>
+          <w:p>
+            <w:pPr>
+              <w:spacing w:before="20" w:after="20"/>
+              <w:jc w:val="center"/>
+            </w:pPr>
+            <w:r>
+              <w:rPr>
+                <w:rFonts w:ascii="Calibri" w:hAnsi="Calibri"/>
+                <w:b/>
+                <w:i w:val="0"/>
+                <w:color w:val="1A3A5C"/>
+                <w:sz w:val="18"/>
+              </w:rPr>
+              <w:t>o</w:t>
+            </w:r>
+          </w:p>
+        </w:tc>
+        <w:tc>
+          <w:tcPr>
+            <w:tcW w:type="dxa" w:w="5832"/>
+            <w:shd w:val="clear" w:color="auto" w:fill="FFFFFF"/>
+            <w:vAlign w:val="center"/>
+          </w:tcPr>
+          <w:p>
+            <w:pPr>
+              <w:spacing w:before="20" w:after="20"/>
+              <w:jc w:val="center"/>
+            </w:pPr>
+            <w:r>
+              <w:rPr>
+                <w:rFonts w:ascii="Calibri" w:hAnsi="Calibri"/>
+                <w:b w:val="0"/>
+                <w:i w:val="0"/>
+                <w:color w:val="1A1A2E"/>
+                <w:sz w:val="16"/>
+              </w:rPr>
+              <w:t>________</w:t>
+            </w:r>
+          </w:p>
+        </w:tc>
+      </w:tr>
+      <w:tr>
+        <w:tc>
+          <w:tcPr>
+            <w:tcW w:type="dxa" w:w="5832"/>
+            <w:shd w:val="clear" w:color="auto" w:fill="F0F6FA"/>
+            <w:vAlign w:val="center"/>
+          </w:tcPr>
+          <w:p>
+            <w:pPr>
+              <w:spacing w:before="20" w:after="20"/>
+              <w:jc w:val="center"/>
+            </w:pPr>
+            <w:r>
+              <w:rPr>
+                <w:rFonts w:ascii="Calibri" w:hAnsi="Calibri"/>
+                <w:b/>
+                <w:i w:val="0"/>
+                <w:color w:val="1A3A5C"/>
+                <w:sz w:val="18"/>
+              </w:rPr>
+              <w:t>n</w:t>
+            </w:r>
+          </w:p>
+        </w:tc>
+        <w:tc>
+          <w:tcPr>
+            <w:tcW w:type="dxa" w:w="5832"/>
+            <w:shd w:val="clear" w:color="auto" w:fill="F0F6FA"/>
+            <w:vAlign w:val="center"/>
+          </w:tcPr>
+          <w:p>
+            <w:pPr>
+              <w:spacing w:before="20" w:after="20"/>
+              <w:jc w:val="center"/>
+            </w:pPr>
+            <w:r>
+              <w:rPr>
+                <w:rFonts w:ascii="Calibri" w:hAnsi="Calibri"/>
+                <w:b w:val="0"/>
+                <w:i w:val="0"/>
+                <w:color w:val="1A1A2E"/>
+                <w:sz w:val="16"/>
+              </w:rPr>
+              <w:t>________</w:t>
+            </w:r>
+          </w:p>
+        </w:tc>
+      </w:tr>
+    </w:tbl>
+    <w:p>
+      <w:pPr>
         <w:spacing w:before="0" w:after="0"/>
       </w:pPr>
       <w:r>
@@ -940,6 +1168,54 @@
           <w:tcPr>
             <w:tcW w:type="dxa" w:w="5832"/>
             <w:shd w:val="clear" w:color="auto" w:fill="FFFFFF"/>
+            <w:vAlign w:val="center"/>
+          </w:tcPr>
+          <w:p>
+            <w:pPr>
+              <w:spacing w:before="20" w:after="20"/>
+              <w:jc w:val="center"/>
+            </w:pPr>
+            <w:r>
+              <w:rPr>
+                <w:rFonts w:ascii="Calibri" w:hAnsi="Calibri"/>
+                <w:b w:val="0"/>
+                <w:i w:val="0"/>
+                <w:color w:val="1A1A2E"/>
+                <w:sz w:val="16"/>
+              </w:rPr>
+              <w:t>__________________</w:t>
+            </w:r>
+          </w:p>
+        </w:tc>
+      </w:tr>
+      <w:tr>
+        <w:tc>
+          <w:tcPr>
+            <w:tcW w:type="dxa" w:w="5832"/>
+            <w:shd w:val="clear" w:color="auto" w:fill="F0F6FA"/>
+            <w:vAlign w:val="center"/>
+          </w:tcPr>
+          <w:p>
+            <w:pPr>
+              <w:spacing w:before="20" w:after="20"/>
+              <w:jc w:val="center"/>
+            </w:pPr>
+            <w:r>
+              <w:rPr>
+                <w:rFonts w:ascii="Calibri" w:hAnsi="Calibri"/>
+                <w:b/>
+                <w:i w:val="0"/>
+                <w:color w:val="1A3A5C"/>
+                <w:sz w:val="20"/>
+              </w:rPr>
+              <w:t>ん  __  わ</w:t>
+            </w:r>
+          </w:p>
+        </w:tc>
+        <w:tc>
+          <w:tcPr>
+            <w:tcW w:type="dxa" w:w="5832"/>
+            <w:shd w:val="clear" w:color="auto" w:fill="F0F6FA"/>
             <w:vAlign w:val="center"/>
           </w:tcPr>
           <w:p>
@@ -1487,6 +1763,53 @@
           </w:p>
         </w:tc>
       </w:tr>
+      <w:tr>
+        <w:tc>
+          <w:tcPr>
+            <w:tcW w:type="dxa" w:w="5832"/>
+            <w:shd w:val="clear" w:color="auto" w:fill="FFFFFF"/>
+            <w:vAlign w:val="center"/>
+          </w:tcPr>
+          <w:p>
+            <w:pPr>
+              <w:spacing w:before="20" w:after="20"/>
+            </w:pPr>
+            <w:r>
+              <w:rPr>
+                <w:rFonts w:ascii="Calibri" w:hAnsi="Calibri"/>
+                <w:b w:val="0"/>
+                <w:i w:val="0"/>
+                <w:color w:val="1A1A2E"/>
+                <w:sz w:val="14"/>
+              </w:rPr>
+              <w:t>The last sound in this set is n.</w:t>
+            </w:r>
+          </w:p>
+        </w:tc>
+        <w:tc>
+          <w:tcPr>
+            <w:tcW w:type="dxa" w:w="5832"/>
+            <w:shd w:val="clear" w:color="auto" w:fill="FFFFFF"/>
+            <w:vAlign w:val="center"/>
+          </w:tcPr>
+          <w:p>
+            <w:pPr>
+              <w:spacing w:before="20" w:after="20"/>
+              <w:jc w:val="center"/>
+            </w:pPr>
+            <w:r>
+              <w:rPr>
+                <w:rFonts w:ascii="Calibri" w:hAnsi="Calibri"/>
+                <w:b w:val="0"/>
+                <w:i w:val="0"/>
+                <w:color w:val="1A1A2E"/>
+                <w:sz w:val="16"/>
+              </w:rPr>
+              <w:t>________</w:t>
+            </w:r>
+          </w:p>
+        </w:tc>
+      </w:tr>
     </w:tbl>
     <w:p>
       <w:pPr>
@@ -1620,7 +1943,7 @@
                 <w:b/>
                 <w:i w:val="0"/>
                 <w:color w:val="1A3A5C"/>
-                <w:sz w:val="24"/>
+                <w:sz w:val="22"/>
               </w:rPr>
               <w:t>わを</w:t>
             </w:r>
@@ -1643,7 +1966,7 @@
                 <w:b w:val="0"/>
                 <w:i w:val="0"/>
                 <w:color w:val="1A1A2E"/>
-                <w:sz w:val="18"/>
+                <w:sz w:val="16"/>
               </w:rPr>
               <w:t>wa-o</w:t>
             </w:r>
@@ -1668,7 +1991,7 @@
                 <w:b/>
                 <w:i w:val="0"/>
                 <w:color w:val="1A3A5C"/>
-                <w:sz w:val="24"/>
+                <w:sz w:val="22"/>
               </w:rPr>
               <w:t>をん</w:t>
             </w:r>
@@ -1691,7 +2014,7 @@
                 <w:b w:val="0"/>
                 <w:i w:val="0"/>
                 <w:color w:val="1A1A2E"/>
-                <w:sz w:val="18"/>
+                <w:sz w:val="16"/>
               </w:rPr>
               <w:t>o-n</w:t>
             </w:r>
@@ -1702,96 +2025,28 @@
         <w:tc>
           <w:tcPr>
             <w:tcW w:type="dxa" w:w="5832"/>
-            <w:shd w:val="clear" w:color="auto" w:fill="F0F6FA"/>
-            <w:vAlign w:val="center"/>
           </w:tcPr>
-          <w:p>
-            <w:pPr>
-              <w:spacing w:before="20" w:after="20"/>
-              <w:jc w:val="center"/>
-            </w:pPr>
-            <w:r>
-              <w:rPr>
-                <w:rFonts w:ascii="Calibri" w:hAnsi="Calibri"/>
-                <w:b/>
-                <w:i w:val="0"/>
-                <w:color w:val="1A3A5C"/>
-                <w:sz w:val="24"/>
-              </w:rPr>
-              <w:t>わん</w:t>
-            </w:r>
-          </w:p>
+          <w:p/>
         </w:tc>
         <w:tc>
           <w:tcPr>
             <w:tcW w:type="dxa" w:w="5832"/>
-            <w:shd w:val="clear" w:color="auto" w:fill="F0F6FA"/>
-            <w:vAlign w:val="center"/>
           </w:tcPr>
-          <w:p>
-            <w:pPr>
-              <w:spacing w:before="20" w:after="20"/>
-              <w:jc w:val="center"/>
-            </w:pPr>
-            <w:r>
-              <w:rPr>
-                <w:rFonts w:ascii="Calibri" w:hAnsi="Calibri"/>
-                <w:b w:val="0"/>
-                <w:i w:val="0"/>
-                <w:color w:val="1A1A2E"/>
-                <w:sz w:val="18"/>
-              </w:rPr>
-              <w:t>wa-n</w:t>
-            </w:r>
-          </w:p>
+          <w:p/>
         </w:tc>
       </w:tr>
       <w:tr>
         <w:tc>
           <w:tcPr>
             <w:tcW w:type="dxa" w:w="5832"/>
-            <w:shd w:val="clear" w:color="auto" w:fill="FFFFFF"/>
-            <w:vAlign w:val="center"/>
           </w:tcPr>
-          <w:p>
-            <w:pPr>
-              <w:spacing w:before="20" w:after="20"/>
-              <w:jc w:val="center"/>
-            </w:pPr>
-            <w:r>
-              <w:rPr>
-                <w:rFonts w:ascii="Calibri" w:hAnsi="Calibri"/>
-                <w:b/>
-                <w:i w:val="0"/>
-                <w:color w:val="1A3A5C"/>
-                <w:sz w:val="24"/>
-              </w:rPr>
-              <w:t>んわ</w:t>
-            </w:r>
-          </w:p>
+          <w:p/>
         </w:tc>
         <w:tc>
           <w:tcPr>
             <w:tcW w:type="dxa" w:w="5832"/>
-            <w:shd w:val="clear" w:color="auto" w:fill="FFFFFF"/>
-            <w:vAlign w:val="center"/>
           </w:tcPr>
-          <w:p>
-            <w:pPr>
-              <w:spacing w:before="20" w:after="20"/>
-              <w:jc w:val="center"/>
-            </w:pPr>
-            <w:r>
-              <w:rPr>
-                <w:rFonts w:ascii="Calibri" w:hAnsi="Calibri"/>
-                <w:b w:val="0"/>
-                <w:i w:val="0"/>
-                <w:color w:val="1A1A2E"/>
-                <w:sz w:val="18"/>
-              </w:rPr>
-              <w:t>n-wa</w:t>
-            </w:r>
-          </w:p>
+          <w:p/>
         </w:tc>
       </w:tr>
     </w:tbl>
@@ -2025,6 +2280,214 @@
         <w:spacing w:after="0"/>
       </w:pPr>
     </w:p>
+    <w:tbl>
+      <w:tblPr>
+        <w:tblStyle w:val="TableGrid"/>
+        <w:tblW w:type="auto" w:w="0"/>
+        <w:tblLook w:firstColumn="1" w:firstRow="1" w:lastColumn="0" w:lastRow="0" w:noHBand="0" w:noVBand="1" w:val="04A0"/>
+      </w:tblPr>
+      <w:tblGrid>
+        <w:gridCol w:w="5832"/>
+        <w:gridCol w:w="5832"/>
+      </w:tblGrid>
+      <w:tr>
+        <w:tc>
+          <w:tcPr>
+            <w:tcW w:type="dxa" w:w="5832"/>
+            <w:shd w:val="clear" w:color="auto" w:fill="F0F6FA"/>
+            <w:vAlign w:val="center"/>
+          </w:tcPr>
+          <w:p>
+            <w:pPr>
+              <w:spacing w:before="20" w:after="20"/>
+              <w:jc w:val="center"/>
+            </w:pPr>
+            <w:r>
+              <w:rPr>
+                <w:rFonts w:ascii="Calibri" w:hAnsi="Calibri"/>
+                <w:b/>
+                <w:i w:val="0"/>
+                <w:color w:val="1A3A5C"/>
+                <w:sz w:val="16"/>
+              </w:rPr>
+              <w:t>Sound</w:t>
+            </w:r>
+          </w:p>
+        </w:tc>
+        <w:tc>
+          <w:tcPr>
+            <w:tcW w:type="dxa" w:w="5832"/>
+            <w:shd w:val="clear" w:color="auto" w:fill="F0F6FA"/>
+            <w:vAlign w:val="center"/>
+          </w:tcPr>
+          <w:p>
+            <w:pPr>
+              <w:spacing w:before="20" w:after="20"/>
+              <w:jc w:val="center"/>
+            </w:pPr>
+            <w:r>
+              <w:rPr>
+                <w:rFonts w:ascii="Calibri" w:hAnsi="Calibri"/>
+                <w:b/>
+                <w:i w:val="0"/>
+                <w:color w:val="1A3A5C"/>
+                <w:sz w:val="16"/>
+              </w:rPr>
+              <w:t>Kana</w:t>
+            </w:r>
+          </w:p>
+        </w:tc>
+      </w:tr>
+      <w:tr>
+        <w:tc>
+          <w:tcPr>
+            <w:tcW w:type="dxa" w:w="5832"/>
+            <w:shd w:val="clear" w:color="auto" w:fill="FFFFFF"/>
+            <w:vAlign w:val="center"/>
+          </w:tcPr>
+          <w:p>
+            <w:pPr>
+              <w:spacing w:before="20" w:after="20"/>
+              <w:jc w:val="center"/>
+            </w:pPr>
+            <w:r>
+              <w:rPr>
+                <w:rFonts w:ascii="Calibri" w:hAnsi="Calibri"/>
+                <w:b w:val="0"/>
+                <w:i w:val="0"/>
+                <w:color w:val="1A1A2E"/>
+                <w:sz w:val="16"/>
+              </w:rPr>
+              <w:t>wa</w:t>
+            </w:r>
+          </w:p>
+        </w:tc>
+        <w:tc>
+          <w:tcPr>
+            <w:tcW w:type="dxa" w:w="5832"/>
+            <w:shd w:val="clear" w:color="auto" w:fill="FFFFFF"/>
+            <w:vAlign w:val="center"/>
+          </w:tcPr>
+          <w:p>
+            <w:pPr>
+              <w:spacing w:before="20" w:after="20"/>
+              <w:jc w:val="center"/>
+            </w:pPr>
+            <w:r>
+              <w:rPr>
+                <w:rFonts w:ascii="Calibri" w:hAnsi="Calibri"/>
+                <w:b/>
+                <w:i w:val="0"/>
+                <w:color w:val="1A3A5C"/>
+                <w:sz w:val="22"/>
+              </w:rPr>
+              <w:t>わ</w:t>
+            </w:r>
+          </w:p>
+        </w:tc>
+      </w:tr>
+      <w:tr>
+        <w:tc>
+          <w:tcPr>
+            <w:tcW w:type="dxa" w:w="5832"/>
+            <w:shd w:val="clear" w:color="auto" w:fill="F0F6FA"/>
+            <w:vAlign w:val="center"/>
+          </w:tcPr>
+          <w:p>
+            <w:pPr>
+              <w:spacing w:before="20" w:after="20"/>
+              <w:jc w:val="center"/>
+            </w:pPr>
+            <w:r>
+              <w:rPr>
+                <w:rFonts w:ascii="Calibri" w:hAnsi="Calibri"/>
+                <w:b w:val="0"/>
+                <w:i w:val="0"/>
+                <w:color w:val="1A1A2E"/>
+                <w:sz w:val="16"/>
+              </w:rPr>
+              <w:t>o</w:t>
+            </w:r>
+          </w:p>
+        </w:tc>
+        <w:tc>
+          <w:tcPr>
+            <w:tcW w:type="dxa" w:w="5832"/>
+            <w:shd w:val="clear" w:color="auto" w:fill="F0F6FA"/>
+            <w:vAlign w:val="center"/>
+          </w:tcPr>
+          <w:p>
+            <w:pPr>
+              <w:spacing w:before="20" w:after="20"/>
+              <w:jc w:val="center"/>
+            </w:pPr>
+            <w:r>
+              <w:rPr>
+                <w:rFonts w:ascii="Calibri" w:hAnsi="Calibri"/>
+                <w:b/>
+                <w:i w:val="0"/>
+                <w:color w:val="1A3A5C"/>
+                <w:sz w:val="22"/>
+              </w:rPr>
+              <w:t>を</w:t>
+            </w:r>
+          </w:p>
+        </w:tc>
+      </w:tr>
+      <w:tr>
+        <w:tc>
+          <w:tcPr>
+            <w:tcW w:type="dxa" w:w="5832"/>
+            <w:shd w:val="clear" w:color="auto" w:fill="FFFFFF"/>
+            <w:vAlign w:val="center"/>
+          </w:tcPr>
+          <w:p>
+            <w:pPr>
+              <w:spacing w:before="20" w:after="20"/>
+              <w:jc w:val="center"/>
+            </w:pPr>
+            <w:r>
+              <w:rPr>
+                <w:rFonts w:ascii="Calibri" w:hAnsi="Calibri"/>
+                <w:b w:val="0"/>
+                <w:i w:val="0"/>
+                <w:color w:val="1A1A2E"/>
+                <w:sz w:val="16"/>
+              </w:rPr>
+              <w:t>n</w:t>
+            </w:r>
+          </w:p>
+        </w:tc>
+        <w:tc>
+          <w:tcPr>
+            <w:tcW w:type="dxa" w:w="5832"/>
+            <w:shd w:val="clear" w:color="auto" w:fill="FFFFFF"/>
+            <w:vAlign w:val="center"/>
+          </w:tcPr>
+          <w:p>
+            <w:pPr>
+              <w:spacing w:before="20" w:after="20"/>
+              <w:jc w:val="center"/>
+            </w:pPr>
+            <w:r>
+              <w:rPr>
+                <w:rFonts w:ascii="Calibri" w:hAnsi="Calibri"/>
+                <w:b/>
+                <w:i w:val="0"/>
+                <w:color w:val="1A3A5C"/>
+                <w:sz w:val="22"/>
+              </w:rPr>
+              <w:t>ん</w:t>
+            </w:r>
+          </w:p>
+        </w:tc>
+      </w:tr>
+    </w:tbl>
+    <w:p>
+      <w:pPr>
+        <w:spacing w:after="0"/>
+      </w:pPr>
+    </w:p>
     <w:p>
       <w:pPr>
         <w:spacing w:before="60" w:after="40"/>
@@ -2192,6 +2655,54 @@
                 <w:sz w:val="18"/>
               </w:rPr>
               <w:t>わ, ん</w:t>
+            </w:r>
+          </w:p>
+        </w:tc>
+      </w:tr>
+      <w:tr>
+        <w:tc>
+          <w:tcPr>
+            <w:tcW w:type="dxa" w:w="5832"/>
+            <w:shd w:val="clear" w:color="auto" w:fill="F0F6FA"/>
+            <w:vAlign w:val="center"/>
+          </w:tcPr>
+          <w:p>
+            <w:pPr>
+              <w:spacing w:before="20" w:after="20"/>
+              <w:jc w:val="center"/>
+            </w:pPr>
+            <w:r>
+              <w:rPr>
+                <w:rFonts w:ascii="Calibri" w:hAnsi="Calibri"/>
+                <w:b/>
+                <w:i w:val="0"/>
+                <w:color w:val="1A3A5C"/>
+                <w:sz w:val="20"/>
+              </w:rPr>
+              <w:t>ん  __  わ</w:t>
+            </w:r>
+          </w:p>
+        </w:tc>
+        <w:tc>
+          <w:tcPr>
+            <w:tcW w:type="dxa" w:w="5832"/>
+            <w:shd w:val="clear" w:color="auto" w:fill="F0F6FA"/>
+            <w:vAlign w:val="center"/>
+          </w:tcPr>
+          <w:p>
+            <w:pPr>
+              <w:spacing w:before="20" w:after="20"/>
+              <w:jc w:val="center"/>
+            </w:pPr>
+            <w:r>
+              <w:rPr>
+                <w:rFonts w:ascii="Calibri" w:hAnsi="Calibri"/>
+                <w:b w:val="0"/>
+                <w:i w:val="0"/>
+                <w:color w:val="1A1A2E"/>
+                <w:sz w:val="18"/>
+              </w:rPr>
+              <w:t>を</w:t>
             </w:r>
           </w:p>
         </w:tc>
@@ -2519,7 +3030,7 @@
                 <w:b w:val="0"/>
                 <w:i w:val="0"/>
                 <w:color w:val="1A1A2E"/>
-                <w:sz w:val="16"/>
+                <w:sz w:val="14"/>
               </w:rPr>
               <w:t>This set has 3 kana.</w:t>
             </w:r>
@@ -2542,7 +3053,7 @@
                 <w:b/>
                 <w:i w:val="0"/>
                 <w:color w:val="007A87"/>
-                <w:sz w:val="18"/>
+                <w:sz w:val="16"/>
               </w:rPr>
               <w:t>True</w:t>
             </w:r>
@@ -2566,7 +3077,7 @@
                 <w:b w:val="0"/>
                 <w:i w:val="0"/>
                 <w:color w:val="1A1A2E"/>
-                <w:sz w:val="16"/>
+                <w:sz w:val="14"/>
               </w:rPr>
               <w:t>This set uses all five vowel positions.</w:t>
             </w:r>
@@ -2589,7 +3100,7 @@
                 <w:b/>
                 <w:i w:val="0"/>
                 <w:color w:val="007A87"/>
-                <w:sz w:val="18"/>
+                <w:sz w:val="16"/>
               </w:rPr>
               <w:t>False</w:t>
             </w:r>
@@ -2613,7 +3124,7 @@
                 <w:b w:val="0"/>
                 <w:i w:val="0"/>
                 <w:color w:val="1A1A2E"/>
-                <w:sz w:val="16"/>
+                <w:sz w:val="14"/>
               </w:rPr>
               <w:t>The first sound in this set is wa.</w:t>
             </w:r>
@@ -2636,7 +3147,54 @@
                 <w:b/>
                 <w:i w:val="0"/>
                 <w:color w:val="007A87"/>
-                <w:sz w:val="18"/>
+                <w:sz w:val="16"/>
+              </w:rPr>
+              <w:t>True</w:t>
+            </w:r>
+          </w:p>
+        </w:tc>
+      </w:tr>
+      <w:tr>
+        <w:tc>
+          <w:tcPr>
+            <w:tcW w:type="dxa" w:w="5832"/>
+            <w:shd w:val="clear" w:color="auto" w:fill="FFFFFF"/>
+            <w:vAlign w:val="center"/>
+          </w:tcPr>
+          <w:p>
+            <w:pPr>
+              <w:spacing w:before="20" w:after="20"/>
+            </w:pPr>
+            <w:r>
+              <w:rPr>
+                <w:rFonts w:ascii="Calibri" w:hAnsi="Calibri"/>
+                <w:b w:val="0"/>
+                <w:i w:val="0"/>
+                <w:color w:val="1A1A2E"/>
+                <w:sz w:val="14"/>
+              </w:rPr>
+              <w:t>The last sound in this set is n.</w:t>
+            </w:r>
+          </w:p>
+        </w:tc>
+        <w:tc>
+          <w:tcPr>
+            <w:tcW w:type="dxa" w:w="5832"/>
+            <w:shd w:val="clear" w:color="auto" w:fill="FFFFFF"/>
+            <w:vAlign w:val="center"/>
+          </w:tcPr>
+          <w:p>
+            <w:pPr>
+              <w:spacing w:before="20" w:after="20"/>
+              <w:jc w:val="center"/>
+            </w:pPr>
+            <w:r>
+              <w:rPr>
+                <w:rFonts w:ascii="Calibri" w:hAnsi="Calibri"/>
+                <w:b/>
+                <w:i w:val="0"/>
+                <w:color w:val="007A87"/>
+                <w:sz w:val="16"/>
               </w:rPr>
               <w:t>True</w:t>
             </w:r>
@@ -2648,151 +3206,6 @@
       <w:pPr>
         <w:spacing w:after="0"/>
       </w:pPr>
-    </w:p>
-    <w:p>
-      <w:pPr>
-        <w:spacing w:before="80" w:after="40"/>
-      </w:pPr>
-      <w:r>
-        <w:rPr>
-          <w:rFonts w:ascii="Calibri" w:hAnsi="Calibri"/>
-          <w:b/>
-          <w:i w:val="0"/>
-          <w:color w:val="007A87"/>
-          <w:sz w:val="24"/>
-        </w:rPr>
-        <w:t>Quick review</w:t>
-      </w:r>
-    </w:p>
-    <w:p>
-      <w:pPr>
-        <w:spacing w:before="0" w:after="0"/>
-        <w:ind w:left="340"/>
-      </w:pPr>
-      <w:r>
-        <w:rPr>
-          <w:rFonts w:ascii="Calibri" w:hAnsi="Calibri"/>
-          <w:b/>
-          <w:i w:val="0"/>
-          <w:color w:val="E6A817"/>
-          <w:sz w:val="18"/>
-        </w:rPr>
-        <w:t xml:space="preserve">▸ </w:t>
-      </w:r>
-      <w:r>
-        <w:rPr>
-          <w:rFonts w:ascii="Calibri" w:hAnsi="Calibri"/>
-          <w:b w:val="0"/>
-          <w:i w:val="0"/>
-          <w:color w:val="1A1A2E"/>
-          <w:sz w:val="18"/>
-        </w:rPr>
-        <w:t>One hiragana usually represents one sound beat.</w:t>
-      </w:r>
-    </w:p>
-    <w:p>
-      <w:pPr>
-        <w:spacing w:before="0" w:after="0"/>
-        <w:ind w:left="340"/>
-      </w:pPr>
-      <w:r>
-        <w:rPr>
-          <w:rFonts w:ascii="Calibri" w:hAnsi="Calibri"/>
-          <w:b/>
-          <w:i w:val="0"/>
-          <w:color w:val="E6A817"/>
-          <w:sz w:val="18"/>
-        </w:rPr>
-        <w:t xml:space="preserve">▸ </w:t>
-      </w:r>
-      <w:r>
-        <w:rPr>
-          <w:rFonts w:ascii="Calibri" w:hAnsi="Calibri"/>
-          <w:b w:val="0"/>
-          <w:i w:val="0"/>
-          <w:color w:val="1A1A2E"/>
-          <w:sz w:val="18"/>
-        </w:rPr>
-        <w:t>Most rows follow the vowel order a, i, u, e, o.</w:t>
-      </w:r>
-    </w:p>
-    <w:p>
-      <w:pPr>
-        <w:spacing w:before="0" w:after="0"/>
-        <w:ind w:left="340"/>
-      </w:pPr>
-      <w:r>
-        <w:rPr>
-          <w:rFonts w:ascii="Calibri" w:hAnsi="Calibri"/>
-          <w:b/>
-          <w:i w:val="0"/>
-          <w:color w:val="E6A817"/>
-          <w:sz w:val="18"/>
-        </w:rPr>
-        <w:t xml:space="preserve">▸ </w:t>
-      </w:r>
-      <w:r>
-        <w:rPr>
-          <w:rFonts w:ascii="Calibri" w:hAnsi="Calibri"/>
-          <w:b w:val="0"/>
-          <w:i w:val="0"/>
-          <w:color w:val="1A1A2E"/>
-          <w:sz w:val="18"/>
-        </w:rPr>
-        <w:t>Point to one letter at a time and say the full sound in one step.</w:t>
-      </w:r>
-    </w:p>
-    <w:p>
-      <w:pPr>
-        <w:spacing w:before="0" w:after="0"/>
-        <w:ind w:left="340"/>
-      </w:pPr>
-      <w:r>
-        <w:rPr>
-          <w:rFonts w:ascii="Calibri" w:hAnsi="Calibri"/>
-          <w:b/>
-          <w:i w:val="0"/>
-          <w:color w:val="E6A817"/>
-          <w:sz w:val="18"/>
-        </w:rPr>
-        <w:t xml:space="preserve">▸ </w:t>
-      </w:r>
-      <w:r>
-        <w:rPr>
-          <w:rFonts w:ascii="Calibri" w:hAnsi="Calibri"/>
-          <w:b w:val="0"/>
-          <w:i w:val="0"/>
-          <w:color w:val="1A1A2E"/>
-          <w:sz w:val="18"/>
-        </w:rPr>
-        <w:t>を is mainly used as a grammar particle, but beginners still learn it in the chart.</w:t>
-      </w:r>
-    </w:p>
-    <w:p>
-      <w:pPr>
-        <w:spacing w:before="0" w:after="0"/>
-        <w:ind w:left="340"/>
-      </w:pPr>
-      <w:r>
-        <w:rPr>
-          <w:rFonts w:ascii="Calibri" w:hAnsi="Calibri"/>
-          <w:b/>
-          <w:i w:val="0"/>
-          <w:color w:val="E6A817"/>
-          <w:sz w:val="18"/>
-        </w:rPr>
-        <w:t xml:space="preserve">▸ </w:t>
-      </w:r>
-      <w:r>
-        <w:rPr>
-          <w:rFonts w:ascii="Calibri" w:hAnsi="Calibri"/>
-          <w:b w:val="0"/>
-          <w:i w:val="0"/>
-          <w:color w:val="1A1A2E"/>
-          <w:sz w:val="18"/>
-        </w:rPr>
-        <w:t>Set order: わ, を, ん | Sound order: wa, o, n</w:t>
-      </w:r>
     </w:p>
     <w:sectPr>
       <w:footerReference w:type="default" r:id="rId9"/>
